--- a/perfiles/32-controlador-de-descarga.docx
+++ b/perfiles/32-controlador-de-descarga.docx
@@ -10,7 +10,7 @@
           <w:color w:val="0B7A55"/>
           <w:sz w:val="18"/>
         </w:rPr>
-        <w:t>CARRETERAS DE MÉXICO · PERFIL DE PUESTO Y MANUAL DE INGRESO</w:t>
+        <w:t>CARRETERAS DE MÉXICO · PERFIL DE PUESTO, CAPACITACIÓN Y CONDICIONES</w:t>
       </w:r>
     </w:p>
     <w:p>
@@ -95,6 +95,7 @@
             <w:r>
               <w:rPr>
                 <w:b w:val="0"/>
+                <w:i w:val="0"/>
                 <w:sz w:val="19"/>
               </w:rPr>
               <w:t>Línea</w:t>
@@ -110,6 +111,7 @@
             <w:r>
               <w:rPr>
                 <w:b w:val="0"/>
+                <w:i w:val="0"/>
                 <w:sz w:val="19"/>
               </w:rPr>
               <w:t>Producción</w:t>
@@ -127,6 +129,7 @@
             <w:r>
               <w:rPr>
                 <w:b w:val="0"/>
+                <w:i w:val="0"/>
                 <w:sz w:val="19"/>
               </w:rPr>
               <w:t>Reporta a</w:t>
@@ -142,6 +145,7 @@
             <w:r>
               <w:rPr>
                 <w:b w:val="0"/>
+                <w:i w:val="0"/>
                 <w:sz w:val="19"/>
               </w:rPr>
               <w:t>Cabo de colado</w:t>
@@ -159,6 +163,7 @@
             <w:r>
               <w:rPr>
                 <w:b w:val="0"/>
+                <w:i w:val="0"/>
                 <w:sz w:val="19"/>
               </w:rPr>
               <w:t>Grupo</w:t>
@@ -174,6 +179,7 @@
             <w:r>
               <w:rPr>
                 <w:b w:val="0"/>
+                <w:i w:val="0"/>
                 <w:sz w:val="19"/>
               </w:rPr>
               <w:t>Frente 4 · Colado</w:t>
@@ -191,6 +197,7 @@
             <w:r>
               <w:rPr>
                 <w:b w:val="0"/>
+                <w:i w:val="0"/>
                 <w:sz w:val="19"/>
               </w:rPr>
               <w:t>Plazas por frente</w:t>
@@ -206,6 +213,7 @@
             <w:r>
               <w:rPr>
                 <w:b w:val="0"/>
+                <w:i w:val="0"/>
                 <w:sz w:val="19"/>
               </w:rPr>
               <w:t>2</w:t>
@@ -223,6 +231,7 @@
             <w:r>
               <w:rPr>
                 <w:b w:val="0"/>
+                <w:i w:val="0"/>
                 <w:sz w:val="19"/>
               </w:rPr>
               <w:t>Turno</w:t>
@@ -238,6 +247,7 @@
             <w:r>
               <w:rPr>
                 <w:b w:val="0"/>
+                <w:i w:val="0"/>
                 <w:sz w:val="19"/>
               </w:rPr>
               <w:t>noche</w:t>
@@ -255,9 +265,10 @@
             <w:r>
               <w:rPr>
                 <w:b w:val="0"/>
+                <w:i w:val="0"/>
                 <w:sz w:val="19"/>
               </w:rPr>
-              <w:t>Sueldo mensual bruto de referencia</w:t>
+              <w:t>Sueldo mensual bruto</w:t>
             </w:r>
           </w:p>
         </w:tc>
@@ -269,7 +280,9 @@
             <w:r/>
             <w:r>
               <w:rPr>
-                <w:b w:val="0"/>
+                <w:rStyle w:val="M_base"/>
+                <w:b/>
+                <w:i w:val="0"/>
                 <w:sz w:val="19"/>
               </w:rPr>
               <w:t>$16,000</w:t>
@@ -287,6 +300,7 @@
             <w:r>
               <w:rPr>
                 <w:b w:val="0"/>
+                <w:i w:val="0"/>
                 <w:sz w:val="19"/>
               </w:rPr>
               <w:t>Variable por metas</w:t>
@@ -301,10 +315,79 @@
             <w:r/>
             <w:r>
               <w:rPr>
+                <w:rStyle w:val="M_varp"/>
                 <w:b w:val="0"/>
+                <w:i w:val="0"/>
                 <w:sz w:val="19"/>
               </w:rPr>
-              <w:t>20 % · $3,200 al mes</w:t>
+              <w:t>20</w:t>
+            </w:r>
+            <w:r>
+              <w:rPr>
+                <w:b w:val="0"/>
+                <w:i w:val="0"/>
+                <w:sz w:val="19"/>
+              </w:rPr>
+              <w:t xml:space="preserve"> % · </w:t>
+            </w:r>
+            <w:r>
+              <w:rPr>
+                <w:rStyle w:val="M_var"/>
+                <w:b w:val="0"/>
+                <w:i w:val="0"/>
+                <w:sz w:val="19"/>
+              </w:rPr>
+              <w:t>$3,200</w:t>
+            </w:r>
+            <w:r>
+              <w:rPr>
+                <w:b w:val="0"/>
+                <w:i w:val="0"/>
+                <w:sz w:val="19"/>
+              </w:rPr>
+              <w:t xml:space="preserve"> al mes</w:t>
+            </w:r>
+          </w:p>
+        </w:tc>
+      </w:tr>
+      <w:tr>
+        <w:tc>
+          <w:tcPr>
+            <w:tcW w:type="dxa" w:w="3118"/>
+          </w:tcPr>
+          <w:p>
+            <w:r/>
+            <w:r>
+              <w:rPr>
+                <w:b w:val="0"/>
+                <w:i w:val="0"/>
+                <w:sz w:val="19"/>
+              </w:rPr>
+              <w:t>KPI principal</w:t>
+            </w:r>
+          </w:p>
+        </w:tc>
+        <w:tc>
+          <w:tcPr>
+            <w:tcW w:type="dxa" w:w="6520"/>
+          </w:tcPr>
+          <w:p>
+            <w:r/>
+            <w:r>
+              <w:rPr>
+                <w:b/>
+                <w:i w:val="0"/>
+                <w:sz w:val="19"/>
+              </w:rPr>
+              <w:t>Camiones registrados y avisados al laboratorista</w:t>
+            </w:r>
+            <w:r>
+              <w:rPr>
+                <w:b w:val="0"/>
+                <w:i w:val="0"/>
+                <w:sz w:val="19"/>
+              </w:rPr>
+              <w:t xml:space="preserve"> · 100 % de los camiones con hora, ticket y aviso al laboratorista antes de descargar</w:t>
             </w:r>
           </w:p>
         </w:tc>
@@ -319,7 +402,7 @@
           <w:color w:val="555F78"/>
           <w:sz w:val="18"/>
         </w:rPr>
-        <w:t>Versión 1 · 29 de septiembre de 2026 · Torreón, Coahuila, México</w:t>
+        <w:t>Versión 2 · 29 de septiembre de 2026 · Torreón, Coahuila, México · Anexo al contrato individual de trabajo</w:t>
       </w:r>
     </w:p>
     <w:p>
@@ -365,7 +448,7 @@
           <w:b w:val="0"/>
           <w:i w:val="0"/>
         </w:rPr>
-        <w:t xml:space="preserve"> se entrega completo el día de la oferta. Se lee todo antes del primer turno; las partes 2 y 3 son lo que tiene que saber y cómo la vamos a formar.</w:t>
+        <w:t xml:space="preserve"> se entrega completo el día de la oferta y se lee todo antes del primer turno. Dice lo que tiene que saber, cómo la vamos a formar, con qué número se le mide, cuánto gana y por qué motivos exactos se le puede despedir.</w:t>
       </w:r>
     </w:p>
     <w:p>
@@ -377,14 +460,14 @@
           <w:b/>
           <w:i w:val="0"/>
         </w:rPr>
-        <w:t>Para cerrar el ingreso:</w:t>
+        <w:t>Para cerrar la contratación:</w:t>
       </w:r>
       <w:r>
         <w:rPr>
           <w:b w:val="0"/>
           <w:i w:val="0"/>
         </w:rPr>
-        <w:t xml:space="preserve"> al final del periodo de capacitación se hacen las preguntas de comprobación y se firma la constancia de lectura.</w:t>
+        <w:t xml:space="preserve"> la última hoja se firma de aceptado, con nombre escrito a mano, firma y fecha. Una copia firmada va al expediente y otra se queda con la persona.</w:t>
       </w:r>
     </w:p>
     <w:p>
@@ -877,6 +960,7 @@
             <w:r>
               <w:rPr>
                 <w:b w:val="0"/>
+                <w:i w:val="0"/>
                 <w:sz w:val="19"/>
               </w:rPr>
               <w:t>Llega un camión cuyo ticket dice que se mezcló hace 85 minutos. ¿Qué haces?</w:t>
@@ -892,6 +976,7 @@
             <w:r>
               <w:rPr>
                 <w:b w:val="0"/>
+                <w:i w:val="0"/>
                 <w:sz w:val="19"/>
               </w:rPr>
               <w:t>Retenerlo y avisar al laboratorista antes de que descargue; el límite es de 60 a 90 minutos y menos con calor.</w:t>
@@ -909,6 +994,7 @@
             <w:r>
               <w:rPr>
                 <w:b w:val="0"/>
+                <w:i w:val="0"/>
                 <w:sz w:val="19"/>
               </w:rPr>
               <w:t>Ves que el chofer abre la llave de agua del camión. ¿Qué haces?</w:t>
@@ -924,6 +1010,7 @@
             <w:r>
               <w:rPr>
                 <w:b w:val="0"/>
+                <w:i w:val="0"/>
                 <w:sz w:val="19"/>
               </w:rPr>
               <w:t>Detenerlo, avisar al laboratorista y al despachador; ese camión no descarga hasta que Calidad decida.</w:t>
@@ -941,6 +1028,7 @@
             <w:r>
               <w:rPr>
                 <w:b w:val="0"/>
+                <w:i w:val="0"/>
                 <w:sz w:val="19"/>
               </w:rPr>
               <w:t>¿Dónde te colocas para guiar una reversa?</w:t>
@@ -956,6 +1044,7 @@
             <w:r>
               <w:rPr>
                 <w:b w:val="0"/>
+                <w:i w:val="0"/>
                 <w:sz w:val="19"/>
               </w:rPr>
               <w:t>A un lado, a la vista del espejo del chofer, nunca detrás del camión.</w:t>
@@ -980,330 +1069,6 @@
           <w:i w:val="0"/>
         </w:rPr>
         <w:t>Una noche en el tramo de prueba con el controlador titular. Aprueba si guía al menos 20 camiones sin un solo derrame, registra la hora de todos, detecta los tickets fuera de tiempo que se le presenten y nunca se coloca detrás de un camión en reversa.</w:t>
-      </w:r>
-    </w:p>
-    <w:p>
-      <w:pPr>
-        <w:pStyle w:val="Heading2"/>
-      </w:pPr>
-      <w:r>
-        <w:t>Sueldo y variable</w:t>
-      </w:r>
-    </w:p>
-    <w:p>
-      <w:r>
-        <w:rPr>
-          <w:b w:val="0"/>
-          <w:i w:val="0"/>
-        </w:rPr>
-        <w:t xml:space="preserve">Sueldo mensual bruto de referencia: </w:t>
-      </w:r>
-      <w:r>
-        <w:rPr>
-          <w:b/>
-          <w:i w:val="0"/>
-        </w:rPr>
-        <w:t>$16,000</w:t>
-      </w:r>
-      <w:r>
-        <w:rPr>
-          <w:b w:val="0"/>
-          <w:i w:val="0"/>
-        </w:rPr>
-        <w:t xml:space="preserve">, más prestaciones de ley desde el primer día. Variable meta: </w:t>
-      </w:r>
-      <w:r>
-        <w:rPr>
-          <w:b/>
-          <w:i w:val="0"/>
-        </w:rPr>
-        <w:t>20 % del sueldo</w:t>
-      </w:r>
-      <w:r>
-        <w:rPr>
-          <w:b w:val="0"/>
-          <w:i w:val="0"/>
-        </w:rPr>
-        <w:t xml:space="preserve"> ($3,200 al mes); con la meta cumplida el mes suma </w:t>
-      </w:r>
-      <w:r>
-        <w:rPr>
-          <w:b/>
-          <w:i w:val="0"/>
-        </w:rPr>
-        <w:t>$19,200</w:t>
-      </w:r>
-      <w:r>
-        <w:rPr>
-          <w:b w:val="0"/>
-          <w:i w:val="0"/>
-        </w:rPr>
-        <w:t>.</w:t>
-      </w:r>
-    </w:p>
-    <w:p>
-      <w:r>
-        <w:rPr>
-          <w:b/>
-          <w:i w:val="0"/>
-        </w:rPr>
-        <w:t>Cómo se paga:</w:t>
-      </w:r>
-      <w:r>
-        <w:rPr>
-          <w:b w:val="0"/>
-          <w:i w:val="0"/>
-        </w:rPr>
-        <w:t xml:space="preserve"> cada mes, con las cuatro metas del frente.</w:t>
-      </w:r>
-    </w:p>
-    <w:tbl>
-      <w:tblPr>
-        <w:tblStyle w:val="TableGrid"/>
-        <w:tblW w:type="auto" w:w="0"/>
-        <w:jc w:val="center"/>
-        <w:tblLook w:firstColumn="1" w:firstRow="1" w:lastColumn="0" w:lastRow="0" w:noHBand="0" w:noVBand="1" w:val="04A0"/>
-      </w:tblPr>
-      <w:tblGrid>
-        <w:gridCol w:w="4873"/>
-        <w:gridCol w:w="4873"/>
-      </w:tblGrid>
-      <w:tr>
-        <w:tc>
-          <w:tcPr>
-            <w:tcW w:type="dxa" w:w="1417"/>
-            <w:shd w:val="clear" w:color="auto" w:fill="0039C8"/>
-          </w:tcPr>
-          <w:p>
-            <w:r/>
-            <w:r>
-              <w:rPr>
-                <w:b/>
-                <w:color w:val="FFFFFF"/>
-                <w:sz w:val="19"/>
-              </w:rPr>
-              <w:t>Peso</w:t>
-            </w:r>
-          </w:p>
-        </w:tc>
-        <w:tc>
-          <w:tcPr>
-            <w:tcW w:type="dxa" w:w="8220"/>
-            <w:shd w:val="clear" w:color="auto" w:fill="0039C8"/>
-          </w:tcPr>
-          <w:p>
-            <w:r/>
-            <w:r>
-              <w:rPr>
-                <w:b/>
-                <w:color w:val="FFFFFF"/>
-                <w:sz w:val="19"/>
-              </w:rPr>
-              <w:t>Meta</w:t>
-            </w:r>
-          </w:p>
-        </w:tc>
-      </w:tr>
-      <w:tr>
-        <w:tc>
-          <w:tcPr>
-            <w:tcW w:type="dxa" w:w="1417"/>
-          </w:tcPr>
-          <w:p>
-            <w:r/>
-            <w:r>
-              <w:rPr>
-                <w:b w:val="0"/>
-                <w:sz w:val="19"/>
-              </w:rPr>
-              <w:t>40 %</w:t>
-            </w:r>
-          </w:p>
-        </w:tc>
-        <w:tc>
-          <w:tcPr>
-            <w:tcW w:type="dxa" w:w="8220"/>
-          </w:tcPr>
-          <w:p>
-            <w:r/>
-            <w:r>
-              <w:rPr>
-                <w:b w:val="0"/>
-                <w:sz w:val="19"/>
-              </w:rPr>
-              <w:t>Metros colados del frente contra la meta del mes</w:t>
-            </w:r>
-          </w:p>
-        </w:tc>
-      </w:tr>
-      <w:tr>
-        <w:tc>
-          <w:tcPr>
-            <w:tcW w:type="dxa" w:w="1417"/>
-          </w:tcPr>
-          <w:p>
-            <w:r/>
-            <w:r>
-              <w:rPr>
-                <w:b w:val="0"/>
-                <w:sz w:val="19"/>
-              </w:rPr>
-              <w:t>30 %</w:t>
-            </w:r>
-          </w:p>
-        </w:tc>
-        <w:tc>
-          <w:tcPr>
-            <w:tcW w:type="dxa" w:w="8220"/>
-          </w:tcPr>
-          <w:p>
-            <w:r/>
-            <w:r>
-              <w:rPr>
-                <w:b w:val="0"/>
-                <w:sz w:val="19"/>
-              </w:rPr>
-              <w:t>Calidad medida</w:t>
-            </w:r>
-          </w:p>
-        </w:tc>
-      </w:tr>
-      <w:tr>
-        <w:tc>
-          <w:tcPr>
-            <w:tcW w:type="dxa" w:w="1417"/>
-          </w:tcPr>
-          <w:p>
-            <w:r/>
-            <w:r>
-              <w:rPr>
-                <w:b w:val="0"/>
-                <w:sz w:val="19"/>
-              </w:rPr>
-              <w:t>20 %</w:t>
-            </w:r>
-          </w:p>
-        </w:tc>
-        <w:tc>
-          <w:tcPr>
-            <w:tcW w:type="dxa" w:w="8220"/>
-          </w:tcPr>
-          <w:p>
-            <w:r/>
-            <w:r>
-              <w:rPr>
-                <w:b w:val="0"/>
-                <w:sz w:val="19"/>
-              </w:rPr>
-              <w:t>Continuidad: minutos de paro y colchones</w:t>
-            </w:r>
-          </w:p>
-        </w:tc>
-      </w:tr>
-      <w:tr>
-        <w:tc>
-          <w:tcPr>
-            <w:tcW w:type="dxa" w:w="1417"/>
-          </w:tcPr>
-          <w:p>
-            <w:r/>
-            <w:r>
-              <w:rPr>
-                <w:b w:val="0"/>
-                <w:sz w:val="19"/>
-              </w:rPr>
-              <w:t>10 %</w:t>
-            </w:r>
-          </w:p>
-        </w:tc>
-        <w:tc>
-          <w:tcPr>
-            <w:tcW w:type="dxa" w:w="8220"/>
-          </w:tcPr>
-          <w:p>
-            <w:r/>
-            <w:r>
-              <w:rPr>
-                <w:b w:val="0"/>
-                <w:sz w:val="19"/>
-              </w:rPr>
-              <w:t>Seguridad: cero accidentes con tiempo perdido</w:t>
-            </w:r>
-          </w:p>
-        </w:tc>
-      </w:tr>
-    </w:tbl>
-    <w:p/>
-    <w:p>
-      <w:r>
-        <w:rPr>
-          <w:b/>
-          <w:i w:val="0"/>
-        </w:rPr>
-        <w:t>Tus indicadores:</w:t>
-      </w:r>
-    </w:p>
-    <w:p>
-      <w:pPr>
-        <w:pStyle w:val="ListBullet"/>
-      </w:pPr>
-      <w:r>
-        <w:rPr>
-          <w:b w:val="0"/>
-          <w:i w:val="0"/>
-        </w:rPr>
-        <w:t>Camiones registrados con hora y ticket: 100 %.</w:t>
-      </w:r>
-    </w:p>
-    <w:p>
-      <w:pPr>
-        <w:pStyle w:val="ListBullet"/>
-      </w:pPr>
-      <w:r>
-        <w:rPr>
-          <w:b w:val="0"/>
-          <w:i w:val="0"/>
-        </w:rPr>
-        <w:t>Tiempo de acomodo por camión: 1 minuto o menos.</w:t>
-      </w:r>
-    </w:p>
-    <w:p>
-      <w:pPr>
-        <w:pStyle w:val="ListBullet"/>
-      </w:pPr>
-      <w:r>
-        <w:rPr>
-          <w:b w:val="0"/>
-          <w:i w:val="0"/>
-        </w:rPr>
-        <w:t>Cero camiones descargados sin aviso al laboratorista.</w:t>
-      </w:r>
-    </w:p>
-    <w:p>
-      <w:pPr>
-        <w:pStyle w:val="ListBullet"/>
-      </w:pPr>
-      <w:r>
-        <w:rPr>
-          <w:b w:val="0"/>
-          <w:i w:val="0"/>
-        </w:rPr>
-        <w:t>Cero incidentes en maniobras.</w:t>
-      </w:r>
-    </w:p>
-    <w:p>
-      <w:pPr>
-        <w:spacing w:before="120"/>
-        <w:ind w:left="340"/>
-      </w:pPr>
-      <w:r>
-        <w:rPr>
-          <w:b/>
-          <w:i w:val="0"/>
-          <w:color w:val="A86A00"/>
-          <w:sz w:val="23"/>
-        </w:rPr>
-        <w:t>Candado: si el mes falla la calidad o la seguridad, la parte de metros no se paga. Primero bien, luego rápido.</w:t>
       </w:r>
     </w:p>
     <w:p>
@@ -1384,6 +1149,7 @@
             <w:r>
               <w:rPr>
                 <w:b w:val="0"/>
+                <w:i w:val="0"/>
                 <w:sz w:val="19"/>
               </w:rPr>
               <w:t>18:00</w:t>
@@ -1399,6 +1165,7 @@
             <w:r>
               <w:rPr>
                 <w:b w:val="0"/>
+                <w:i w:val="0"/>
                 <w:sz w:val="19"/>
               </w:rPr>
               <w:t>Lista, equipo reflejante, lámpara de señales y radio.</w:t>
@@ -1416,6 +1183,7 @@
             <w:r>
               <w:rPr>
                 <w:b w:val="0"/>
+                <w:i w:val="0"/>
                 <w:sz w:val="19"/>
               </w:rPr>
               <w:t>18:30–19:00</w:t>
@@ -1431,6 +1199,7 @@
             <w:r>
               <w:rPr>
                 <w:b w:val="0"/>
+                <w:i w:val="0"/>
                 <w:sz w:val="19"/>
               </w:rPr>
               <w:t>Marcas la zona de descarga y la ruta de reversa con conos; acuerdas señales con la colocadora.</w:t>
@@ -1448,6 +1217,7 @@
             <w:r>
               <w:rPr>
                 <w:b w:val="0"/>
+                <w:i w:val="0"/>
                 <w:sz w:val="19"/>
               </w:rPr>
               <w:t>19:00–05:00</w:t>
@@ -1463,6 +1233,7 @@
             <w:r>
               <w:rPr>
                 <w:b w:val="0"/>
+                <w:i w:val="0"/>
                 <w:sz w:val="19"/>
               </w:rPr>
               <w:t>Un camión cada 2 minutos: ticket, aviso al laboratorista, reversa, descarga, salida y registro.</w:t>
@@ -1480,6 +1251,7 @@
             <w:r>
               <w:rPr>
                 <w:b w:val="0"/>
+                <w:i w:val="0"/>
                 <w:sz w:val="19"/>
               </w:rPr>
               <w:t>05:00–05:30</w:t>
@@ -1495,6 +1267,7 @@
             <w:r>
               <w:rPr>
                 <w:b w:val="0"/>
+                <w:i w:val="0"/>
                 <w:sz w:val="19"/>
               </w:rPr>
               <w:t>Entregas el registro al cabo y el conteo al despachador; limpias la zona.</w:t>
@@ -1637,6 +1410,7 @@
             <w:r>
               <w:rPr>
                 <w:b w:val="0"/>
+                <w:i w:val="0"/>
                 <w:sz w:val="19"/>
               </w:rPr>
               <w:t>2 min</w:t>
@@ -1652,6 +1426,7 @@
             <w:r>
               <w:rPr>
                 <w:b w:val="0"/>
+                <w:i w:val="0"/>
                 <w:sz w:val="19"/>
               </w:rPr>
               <w:t>entre camión y camión</w:t>
@@ -1669,6 +1444,7 @@
             <w:r>
               <w:rPr>
                 <w:b w:val="0"/>
+                <w:i w:val="0"/>
                 <w:sz w:val="19"/>
               </w:rPr>
               <w:t>8 m³</w:t>
@@ -1684,6 +1460,7 @@
             <w:r>
               <w:rPr>
                 <w:b w:val="0"/>
+                <w:i w:val="0"/>
                 <w:sz w:val="19"/>
               </w:rPr>
               <w:t>por camión</w:t>
@@ -1701,6 +1478,7 @@
             <w:r>
               <w:rPr>
                 <w:b w:val="0"/>
+                <w:i w:val="0"/>
                 <w:sz w:val="19"/>
               </w:rPr>
               <w:t>≤ 75 min</w:t>
@@ -1716,6 +1494,7 @@
             <w:r>
               <w:rPr>
                 <w:b w:val="0"/>
+                <w:i w:val="0"/>
                 <w:sz w:val="19"/>
               </w:rPr>
               <w:t>mezclado a colocación, el peor de la noche</w:t>
@@ -1733,6 +1512,7 @@
             <w:r>
               <w:rPr>
                 <w:b w:val="0"/>
+                <w:i w:val="0"/>
                 <w:sz w:val="19"/>
               </w:rPr>
               <w:t>60–90 min</w:t>
@@ -1748,6 +1528,7 @@
             <w:r>
               <w:rPr>
                 <w:b w:val="0"/>
+                <w:i w:val="0"/>
                 <w:sz w:val="19"/>
               </w:rPr>
               <w:t>límite absoluto del concreto</w:t>
@@ -1765,6 +1546,7 @@
             <w:r>
               <w:rPr>
                 <w:b w:val="0"/>
+                <w:i w:val="0"/>
                 <w:sz w:val="19"/>
               </w:rPr>
               <w:t>≤ 30 °C</w:t>
@@ -1780,6 +1562,7 @@
             <w:r>
               <w:rPr>
                 <w:b w:val="0"/>
+                <w:i w:val="0"/>
                 <w:sz w:val="19"/>
               </w:rPr>
               <w:t>temperatura del concreto en la descarga</w:t>
@@ -1961,6 +1744,7 @@
             <w:r>
               <w:rPr>
                 <w:b w:val="0"/>
+                <w:i w:val="0"/>
                 <w:sz w:val="19"/>
               </w:rPr>
               <w:t>1 · Agua atrapada</w:t>
@@ -1976,6 +1760,7 @@
             <w:r>
               <w:rPr>
                 <w:b w:val="0"/>
+                <w:i w:val="0"/>
                 <w:sz w:val="19"/>
               </w:rPr>
               <w:t>El agua entra, se queda debajo de la losa, cada tráiler la bombea y lava el suelo: la losa queda colgando y se rompe.</w:t>
@@ -1991,6 +1776,7 @@
             <w:r>
               <w:rPr>
                 <w:b w:val="0"/>
+                <w:i w:val="0"/>
                 <w:sz w:val="19"/>
               </w:rPr>
               <w:t>Drenaje de borde real, base tratada y losa impermeable</w:t>
@@ -2008,6 +1794,7 @@
             <w:r>
               <w:rPr>
                 <w:b w:val="0"/>
+                <w:i w:val="0"/>
                 <w:sz w:val="19"/>
               </w:rPr>
               <w:t>2 · Soporte desigual</w:t>
@@ -2023,6 +1810,7 @@
             <w:r>
               <w:rPr>
                 <w:b w:val="0"/>
+                <w:i w:val="0"/>
                 <w:sz w:val="19"/>
               </w:rPr>
               <w:t>Firme, blando, firme: la losa trabaja como tabla apoyada en tres puntos y se parte donde no tiene apoyo.</w:t>
@@ -2038,6 +1826,7 @@
             <w:r>
               <w:rPr>
                 <w:b w:val="0"/>
+                <w:i w:val="0"/>
                 <w:sz w:val="19"/>
               </w:rPr>
               <w:t>Compactación uniforme medida punto por punto</w:t>
@@ -2055,6 +1844,7 @@
             <w:r>
               <w:rPr>
                 <w:b w:val="0"/>
+                <w:i w:val="0"/>
                 <w:sz w:val="19"/>
               </w:rPr>
               <w:t>3 · Contracción</w:t>
@@ -2070,6 +1860,7 @@
             <w:r>
               <w:rPr>
                 <w:b w:val="0"/>
+                <w:i w:val="0"/>
                 <w:sz w:val="19"/>
               </w:rPr>
               <w:t>El concreto se encoge al secarse; si está amarrado se agrieta en los primeros días, y la grieta dura 50 años.</w:t>
@@ -2085,6 +1876,7 @@
             <w:r>
               <w:rPr>
                 <w:b w:val="0"/>
+                <w:i w:val="0"/>
                 <w:sz w:val="19"/>
               </w:rPr>
               <w:t>Menos cemento, curado interno e interfaz que deja deslizar</w:t>
@@ -2102,6 +1894,7 @@
             <w:r>
               <w:rPr>
                 <w:b w:val="0"/>
+                <w:i w:val="0"/>
                 <w:sz w:val="19"/>
               </w:rPr>
               <w:t>4 · Temperatura</w:t>
@@ -2117,6 +1910,7 @@
             <w:r>
               <w:rPr>
                 <w:b w:val="0"/>
+                <w:i w:val="0"/>
                 <w:sz w:val="19"/>
               </w:rPr>
               <w:t>El sol calienta la cara de arriba y la de abajo sigue fría: la losa se pandea todos los días.</w:t>
@@ -2132,6 +1926,7 @@
             <w:r>
               <w:rPr>
                 <w:b w:val="0"/>
+                <w:i w:val="0"/>
                 <w:sz w:val="19"/>
               </w:rPr>
               <w:t>Agregado calizo de baja expansión térmica</w:t>
@@ -2149,6 +1944,7 @@
             <w:r>
               <w:rPr>
                 <w:b w:val="0"/>
+                <w:i w:val="0"/>
                 <w:sz w:val="19"/>
               </w:rPr>
               <w:t>5 · Corrosión</w:t>
@@ -2164,6 +1960,7 @@
             <w:r>
               <w:rPr>
                 <w:b w:val="0"/>
+                <w:i w:val="0"/>
                 <w:sz w:val="19"/>
               </w:rPr>
               <w:t>El acero se oxida, se hincha y revienta el concreto desde dentro.</w:t>
@@ -2179,6 +1976,7 @@
             <w:r>
               <w:rPr>
                 <w:b w:val="0"/>
+                <w:i w:val="0"/>
                 <w:sz w:val="19"/>
               </w:rPr>
               <w:t>Recubrimiento correcto, acero protegido y concreto poco permeable</w:t>
@@ -2271,6 +2069,7 @@
             <w:r>
               <w:rPr>
                 <w:b w:val="0"/>
+                <w:i w:val="0"/>
                 <w:sz w:val="19"/>
               </w:rPr>
               <w:t>Subrasante compactada</w:t>
@@ -2286,6 +2085,7 @@
             <w:r>
               <w:rPr>
                 <w:b w:val="0"/>
+                <w:i w:val="0"/>
                 <w:sz w:val="19"/>
               </w:rPr>
               <w:t>30 cm</w:t>
@@ -2301,6 +2101,7 @@
             <w:r>
               <w:rPr>
                 <w:b w:val="0"/>
+                <w:i w:val="0"/>
                 <w:sz w:val="19"/>
               </w:rPr>
               <w:t>95 % Proctor modificado, verificado punto por punto: un suelo parejo</w:t>
@@ -2318,6 +2119,7 @@
             <w:r>
               <w:rPr>
                 <w:b w:val="0"/>
+                <w:i w:val="0"/>
                 <w:sz w:val="19"/>
               </w:rPr>
               <w:t>Subbase drenante + geotextil</w:t>
@@ -2333,6 +2135,7 @@
             <w:r>
               <w:rPr>
                 <w:b w:val="0"/>
+                <w:i w:val="0"/>
                 <w:sz w:val="19"/>
               </w:rPr>
               <w:t>15–20 cm</w:t>
@@ -2348,6 +2151,7 @@
             <w:r>
               <w:rPr>
                 <w:b w:val="0"/>
+                <w:i w:val="0"/>
                 <w:sz w:val="19"/>
               </w:rPr>
               <w:t>Saca el agua; con dren de borde perforado de 10 cm y salidas cada 60–100 m</w:t>
@@ -2365,6 +2169,7 @@
             <w:r>
               <w:rPr>
                 <w:b w:val="0"/>
+                <w:i w:val="0"/>
                 <w:sz w:val="19"/>
               </w:rPr>
               <w:t>Base de concreto pobre</w:t>
@@ -2380,6 +2185,7 @@
             <w:r>
               <w:rPr>
                 <w:b w:val="0"/>
+                <w:i w:val="0"/>
                 <w:sz w:val="19"/>
               </w:rPr>
               <w:t>15–20 cm</w:t>
@@ -2395,6 +2201,7 @@
             <w:r>
               <w:rPr>
                 <w:b w:val="0"/>
+                <w:i w:val="0"/>
                 <w:sz w:val="19"/>
               </w:rPr>
               <w:t>f'c 100–150 kg/cm²: un apoyo que el agua no lava</w:t>
@@ -2412,6 +2219,7 @@
             <w:r>
               <w:rPr>
                 <w:b w:val="0"/>
+                <w:i w:val="0"/>
                 <w:sz w:val="19"/>
               </w:rPr>
               <w:t>Interfaz bituminosa</w:t>
@@ -2427,6 +2235,7 @@
             <w:r>
               <w:rPr>
                 <w:b w:val="0"/>
+                <w:i w:val="0"/>
                 <w:sz w:val="19"/>
               </w:rPr>
               <w:t>4–6 cm</w:t>
@@ -2442,6 +2251,7 @@
             <w:r>
               <w:rPr>
                 <w:b w:val="0"/>
+                <w:i w:val="0"/>
                 <w:sz w:val="19"/>
               </w:rPr>
               <w:t>Deja que la losa se encoja sin agrietarse</w:t>
@@ -2459,6 +2269,7 @@
             <w:r>
               <w:rPr>
                 <w:b w:val="0"/>
+                <w:i w:val="0"/>
                 <w:sz w:val="19"/>
               </w:rPr>
               <w:t>Losa de concreto reforzado continuo (CRCP)</w:t>
@@ -2474,6 +2285,7 @@
             <w:r>
               <w:rPr>
                 <w:b w:val="0"/>
+                <w:i w:val="0"/>
                 <w:sz w:val="19"/>
               </w:rPr>
               <w:t>27 cm</w:t>
@@ -2489,6 +2301,7 @@
             <w:r>
               <w:rPr>
                 <w:b w:val="0"/>
+                <w:i w:val="0"/>
                 <w:sz w:val="19"/>
               </w:rPr>
               <w:t>Sin juntas; acero #6 cada 15 cm a un tercio del espesor; carril colado de 4.20 m con la raya a 3.60 m y hombro de concreto amarrado</w:t>
@@ -2924,6 +2737,7 @@
             <w:r>
               <w:rPr>
                 <w:b w:val="0"/>
+                <w:i w:val="0"/>
                 <w:sz w:val="19"/>
               </w:rPr>
               <w:t>Día 1</w:t>
@@ -2939,6 +2753,7 @@
             <w:r>
               <w:rPr>
                 <w:b w:val="0"/>
+                <w:i w:val="0"/>
                 <w:sz w:val="19"/>
               </w:rPr>
               <w:t>Inducción con Seguridad e higiene y tu jefe directo: por qué construimos así (el manifiesto), las cinco enfermedades y las tres reglas, las reglas de autoridad, el equipo de protección, el recorrido completo del frente de noche y de día, y la entrega de este documento. Alta en el IMSS y en el seguro médico desde este día.</w:t>
@@ -2956,6 +2771,7 @@
             <w:r>
               <w:rPr>
                 <w:b w:val="0"/>
+                <w:i w:val="0"/>
                 <w:sz w:val="19"/>
               </w:rPr>
               <w:t>Días 2 a 5</w:t>
@@ -2971,6 +2787,7 @@
             <w:r>
               <w:rPr>
                 <w:b w:val="0"/>
+                <w:i w:val="0"/>
                 <w:sz w:val="19"/>
               </w:rPr>
               <w:t>Con el despachador y el laboratorista: el ticket, los tiempos, las señales y la cláusula de mando.</w:t>
@@ -2988,6 +2805,7 @@
             <w:r>
               <w:rPr>
                 <w:b w:val="0"/>
+                <w:i w:val="0"/>
                 <w:sz w:val="19"/>
               </w:rPr>
               <w:t>Semana 2</w:t>
@@ -3003,6 +2821,7 @@
             <w:r>
               <w:rPr>
                 <w:b w:val="0"/>
+                <w:i w:val="0"/>
                 <w:sz w:val="19"/>
               </w:rPr>
               <w:t>Tramo de prueba junto a un controlador con experiencia.</w:t>
@@ -3020,6 +2839,7 @@
             <w:r>
               <w:rPr>
                 <w:b w:val="0"/>
+                <w:i w:val="0"/>
                 <w:sz w:val="19"/>
               </w:rPr>
               <w:t>Primeros 3 meses</w:t>
@@ -3035,6 +2855,7 @@
             <w:r>
               <w:rPr>
                 <w:b w:val="0"/>
+                <w:i w:val="0"/>
                 <w:sz w:val="19"/>
               </w:rPr>
               <w:t>Curso de maniobras seguras y de señales con camiones pesados.</w:t>
@@ -3204,7 +3025,7 @@
         <w:pStyle w:val="Heading1"/>
       </w:pPr>
       <w:r>
-        <w:t>Parte 4 · Lo que te prometemos y lo que te pedimos</w:t>
+        <w:t>Parte 4 · Tu KPI, tu sueldo y cómo se te mide</w:t>
       </w:r>
     </w:p>
     <w:p>
@@ -3212,179 +3033,7 @@
         <w:pStyle w:val="Heading2"/>
       </w:pPr>
       <w:r>
-        <w:t>Lo que te prometemos</w:t>
-      </w:r>
-    </w:p>
-    <w:p>
-      <w:pPr>
-        <w:pStyle w:val="ListBullet"/>
-      </w:pPr>
-      <w:r>
-        <w:rPr>
-          <w:b w:val="0"/>
-          <w:i w:val="0"/>
-        </w:rPr>
-        <w:t>Tu pago, siempre el mismo día, con un recibo claro. Tu variable del mes se ve al día en el tablero: sabes cuánto llevas ganado.</w:t>
-      </w:r>
-    </w:p>
-    <w:p>
-      <w:pPr>
-        <w:pStyle w:val="ListBullet"/>
-      </w:pPr>
-      <w:r>
-        <w:rPr>
-          <w:b w:val="0"/>
-          <w:i w:val="0"/>
-        </w:rPr>
-        <w:t>Turnos publicados con dos semanas de anticipación. Ciclos de 12 días de trabajo y 4 de descanso, con transporte pagado a casa. Nunca se dobla turno; la noche lleva 20 % de prima.</w:t>
-      </w:r>
-    </w:p>
-    <w:p>
-      <w:pPr>
-        <w:pStyle w:val="ListBullet"/>
-      </w:pPr>
-      <w:r>
-        <w:rPr>
-          <w:b w:val="0"/>
-          <w:i w:val="0"/>
-        </w:rPr>
-        <w:t>Campamento digno: habitaciones de máximo dos personas, aire acondicionado, internet y lavandería. Tres comidas calientes al día, incluida la de medianoche. Sombra e hidratación en el frente.</w:t>
-      </w:r>
-    </w:p>
-    <w:p>
-      <w:pPr>
-        <w:pStyle w:val="ListBullet"/>
-      </w:pPr>
-      <w:r>
-        <w:rPr>
-          <w:b w:val="0"/>
-          <w:i w:val="0"/>
-        </w:rPr>
-        <w:t>IMSS completo desde el primer día y seguro de gastos médicos mayores para todos. Chequeo médico al entrar y cada seis meses.</w:t>
-      </w:r>
-    </w:p>
-    <w:p>
-      <w:pPr>
-        <w:pStyle w:val="ListBullet"/>
-      </w:pPr>
-      <w:r>
-        <w:rPr>
-          <w:b w:val="0"/>
-          <w:i w:val="0"/>
-        </w:rPr>
-        <w:t>Capacitación pagada y certificaciones que te llevas puestas. Una escalera de crecimiento escrita, con sus requisitos. Si enseñas, cobras un bono por enseñar.</w:t>
-      </w:r>
-    </w:p>
-    <w:p>
-      <w:pPr>
-        <w:pStyle w:val="ListBullet"/>
-      </w:pPr>
-      <w:r>
-        <w:rPr>
-          <w:b w:val="0"/>
-          <w:i w:val="0"/>
-        </w:rPr>
-        <w:t>Fondo de ahorro con aportación igual de la empresa y reparto de utilidades de ley.</w:t>
-      </w:r>
-    </w:p>
-    <w:p>
-      <w:pPr>
-        <w:pStyle w:val="ListBullet"/>
-      </w:pPr>
-      <w:r>
-        <w:rPr>
-          <w:b w:val="0"/>
-          <w:i w:val="0"/>
-        </w:rPr>
-        <w:t>Continuidad: contratos de varios años y prioridad en el siguiente corredor. Y una placa con el nombre de tu cuadrilla en cada tramo que entreguemos.</w:t>
-      </w:r>
-    </w:p>
-    <w:p>
-      <w:pPr>
-        <w:pStyle w:val="Heading2"/>
-      </w:pPr>
-      <w:r>
-        <w:t>Lo que te pedimos</w:t>
-      </w:r>
-    </w:p>
-    <w:p>
-      <w:pPr>
-        <w:pStyle w:val="ListBullet"/>
-      </w:pPr>
-      <w:r>
-        <w:rPr>
-          <w:b w:val="0"/>
-          <w:i w:val="0"/>
-        </w:rPr>
-        <w:t>Llegar a tiempo y en condiciones: descansado, sin alcohol ni sustancias. Un frente nocturno no perdona el cansancio.</w:t>
-      </w:r>
-    </w:p>
-    <w:p>
-      <w:pPr>
-        <w:pStyle w:val="ListBullet"/>
-      </w:pPr>
-      <w:r>
-        <w:rPr>
-          <w:b w:val="0"/>
-          <w:i w:val="0"/>
-        </w:rPr>
-        <w:t>Decir la verdad en el tablero y en la junta, sobre todo cuando la noticia es mala. Un problema dicho a tiempo cuesta minutos; escondido, cuesta semanas.</w:t>
-      </w:r>
-    </w:p>
-    <w:p>
-      <w:pPr>
-        <w:pStyle w:val="ListBullet"/>
-      </w:pPr>
-      <w:r>
-        <w:rPr>
-          <w:b w:val="0"/>
-          <w:i w:val="0"/>
-        </w:rPr>
-        <w:t>Parar cuando algo está mal. Nadie te va a reclamar por detener el trabajo por seguridad o por calidad.</w:t>
-      </w:r>
-    </w:p>
-    <w:p>
-      <w:pPr>
-        <w:pStyle w:val="ListBullet"/>
-      </w:pPr>
-      <w:r>
-        <w:rPr>
-          <w:b w:val="0"/>
-          <w:i w:val="0"/>
-        </w:rPr>
-        <w:t>Nunca añadir agua al concreto, ni permitir que otro lo haga.</w:t>
-      </w:r>
-    </w:p>
-    <w:p>
-      <w:pPr>
-        <w:pStyle w:val="ListBullet"/>
-      </w:pPr>
-      <w:r>
-        <w:rPr>
-          <w:b w:val="0"/>
-          <w:i w:val="0"/>
-        </w:rPr>
-        <w:t>Cuidar al de al lado: su seguridad, su trabajo y su aprendizaje.</w:t>
-      </w:r>
-    </w:p>
-    <w:p>
-      <w:pPr>
-        <w:pStyle w:val="ListBullet"/>
-      </w:pPr>
-      <w:r>
-        <w:rPr>
-          <w:b w:val="0"/>
-          <w:i w:val="0"/>
-        </w:rPr>
-        <w:t>Aprender, y cuando ya sepas, enseñar.</w:t>
-      </w:r>
-    </w:p>
-    <w:p>
-      <w:pPr>
-        <w:pStyle w:val="Heading2"/>
-      </w:pPr>
-      <w:r>
-        <w:t>Constancia de lectura</w:t>
+        <w:t>Tu KPI principal</w:t>
       </w:r>
     </w:p>
     <w:p>
@@ -3393,7 +3042,651 @@
           <w:b w:val="0"/>
           <w:i w:val="0"/>
         </w:rPr>
-        <w:t xml:space="preserve">Leí completo este documento del puesto </w:t>
+        <w:t>Es el número que dice, antes que ningún otro, si tu puesto se está haciendo bien. Lo ves en el tablero todos los días, igual que tu jefe.</w:t>
+      </w:r>
+    </w:p>
+    <w:tbl>
+      <w:tblPr>
+        <w:tblStyle w:val="TableGrid"/>
+        <w:tblW w:type="auto" w:w="0"/>
+        <w:jc w:val="center"/>
+        <w:tblLook w:firstColumn="1" w:firstRow="1" w:lastColumn="0" w:lastRow="0" w:noHBand="0" w:noVBand="1" w:val="04A0"/>
+      </w:tblPr>
+      <w:tblGrid>
+        <w:gridCol w:w="4873"/>
+        <w:gridCol w:w="4873"/>
+      </w:tblGrid>
+      <w:tr>
+        <w:tc>
+          <w:tcPr>
+            <w:tcW w:type="dxa" w:w="2551"/>
+            <w:shd w:val="clear" w:color="auto" w:fill="0B7A55"/>
+          </w:tcPr>
+          <w:p>
+            <w:r/>
+            <w:r>
+              <w:rPr>
+                <w:b/>
+                <w:color w:val="FFFFFF"/>
+                <w:sz w:val="19"/>
+              </w:rPr>
+              <w:t>KPI principal</w:t>
+            </w:r>
+          </w:p>
+        </w:tc>
+        <w:tc>
+          <w:tcPr>
+            <w:tcW w:type="dxa" w:w="7087"/>
+            <w:shd w:val="clear" w:color="auto" w:fill="0B7A55"/>
+          </w:tcPr>
+          <w:p>
+            <w:r/>
+            <w:r>
+              <w:rPr>
+                <w:b/>
+                <w:color w:val="FFFFFF"/>
+                <w:sz w:val="19"/>
+              </w:rPr>
+              <w:t>Camiones registrados y avisados al laboratorista</w:t>
+            </w:r>
+          </w:p>
+        </w:tc>
+      </w:tr>
+      <w:tr>
+        <w:tc>
+          <w:tcPr>
+            <w:tcW w:type="dxa" w:w="2551"/>
+          </w:tcPr>
+          <w:p>
+            <w:r/>
+            <w:r>
+              <w:rPr>
+                <w:b w:val="0"/>
+                <w:i w:val="0"/>
+                <w:sz w:val="19"/>
+              </w:rPr>
+              <w:t>Meta</w:t>
+            </w:r>
+          </w:p>
+        </w:tc>
+        <w:tc>
+          <w:tcPr>
+            <w:tcW w:type="dxa" w:w="7087"/>
+          </w:tcPr>
+          <w:p>
+            <w:r/>
+            <w:r>
+              <w:rPr>
+                <w:b w:val="0"/>
+                <w:i w:val="0"/>
+                <w:sz w:val="19"/>
+              </w:rPr>
+              <w:t>100 % de los camiones con hora, ticket y aviso al laboratorista antes de descargar</w:t>
+            </w:r>
+          </w:p>
+        </w:tc>
+      </w:tr>
+      <w:tr>
+        <w:tc>
+          <w:tcPr>
+            <w:tcW w:type="dxa" w:w="2551"/>
+          </w:tcPr>
+          <w:p>
+            <w:r/>
+            <w:r>
+              <w:rPr>
+                <w:b w:val="0"/>
+                <w:i w:val="0"/>
+                <w:sz w:val="19"/>
+              </w:rPr>
+              <w:t>Cómo y quién lo mide</w:t>
+            </w:r>
+          </w:p>
+        </w:tc>
+        <w:tc>
+          <w:tcPr>
+            <w:tcW w:type="dxa" w:w="7087"/>
+          </w:tcPr>
+          <w:p>
+            <w:r/>
+            <w:r>
+              <w:rPr>
+                <w:b w:val="0"/>
+                <w:i w:val="0"/>
+                <w:sz w:val="19"/>
+              </w:rPr>
+              <w:t>La hoja de registro de camiones cruzada con el registro de ensayos del laboratorista y el GPS del despacho; la revisa el Cabo de colado a las 05:00, cada noche.</w:t>
+            </w:r>
+          </w:p>
+        </w:tc>
+      </w:tr>
+      <w:tr>
+        <w:tc>
+          <w:tcPr>
+            <w:tcW w:type="dxa" w:w="2551"/>
+          </w:tcPr>
+          <w:p>
+            <w:r/>
+            <w:r>
+              <w:rPr>
+                <w:b w:val="0"/>
+                <w:i w:val="0"/>
+                <w:sz w:val="19"/>
+              </w:rPr>
+              <w:t>Cuándo se enciende la alerta</w:t>
+            </w:r>
+          </w:p>
+        </w:tc>
+        <w:tc>
+          <w:tcPr>
+            <w:tcW w:type="dxa" w:w="7087"/>
+          </w:tcPr>
+          <w:p>
+            <w:r/>
+            <w:r>
+              <w:rPr>
+                <w:b w:val="0"/>
+                <w:i w:val="0"/>
+                <w:sz w:val="19"/>
+              </w:rPr>
+              <w:t>Un camión sin registro o sin aviso al laboratorista en 2 noches de un mismo mes</w:t>
+            </w:r>
+          </w:p>
+        </w:tc>
+      </w:tr>
+    </w:tbl>
+    <w:p/>
+    <w:p>
+      <w:pPr>
+        <w:pStyle w:val="Heading2"/>
+      </w:pPr>
+      <w:r>
+        <w:t>Tus demás indicadores</w:t>
+      </w:r>
+    </w:p>
+    <w:p>
+      <w:pPr>
+        <w:pStyle w:val="ListBullet"/>
+      </w:pPr>
+      <w:r>
+        <w:rPr>
+          <w:b w:val="0"/>
+          <w:i w:val="0"/>
+        </w:rPr>
+        <w:t>Camiones registrados con hora y ticket: 100 %.</w:t>
+      </w:r>
+    </w:p>
+    <w:p>
+      <w:pPr>
+        <w:pStyle w:val="ListBullet"/>
+      </w:pPr>
+      <w:r>
+        <w:rPr>
+          <w:b w:val="0"/>
+          <w:i w:val="0"/>
+        </w:rPr>
+        <w:t>Tiempo de acomodo por camión: 1 minuto o menos.</w:t>
+      </w:r>
+    </w:p>
+    <w:p>
+      <w:pPr>
+        <w:pStyle w:val="ListBullet"/>
+      </w:pPr>
+      <w:r>
+        <w:rPr>
+          <w:b w:val="0"/>
+          <w:i w:val="0"/>
+        </w:rPr>
+        <w:t>Cero camiones descargados sin aviso al laboratorista.</w:t>
+      </w:r>
+    </w:p>
+    <w:p>
+      <w:pPr>
+        <w:pStyle w:val="ListBullet"/>
+      </w:pPr>
+      <w:r>
+        <w:rPr>
+          <w:b w:val="0"/>
+          <w:i w:val="0"/>
+        </w:rPr>
+        <w:t>Cero incidentes en maniobras.</w:t>
+      </w:r>
+    </w:p>
+    <w:p>
+      <w:pPr>
+        <w:pStyle w:val="Heading2"/>
+      </w:pPr>
+      <w:r>
+        <w:t>Tu sueldo y tu variable</w:t>
+      </w:r>
+    </w:p>
+    <w:p>
+      <w:r>
+        <w:rPr>
+          <w:b w:val="0"/>
+          <w:i w:val="0"/>
+        </w:rPr>
+        <w:t xml:space="preserve">Sueldo mensual bruto: </w:t>
+      </w:r>
+      <w:r>
+        <w:rPr>
+          <w:rStyle w:val="M_base"/>
+          <w:b/>
+          <w:i w:val="0"/>
+        </w:rPr>
+        <w:t>$16,000</w:t>
+      </w:r>
+      <w:r>
+        <w:rPr>
+          <w:b w:val="0"/>
+          <w:i w:val="0"/>
+        </w:rPr>
+        <w:t xml:space="preserve">, más prestaciones de ley desde el primer día. Variable meta: </w:t>
+      </w:r>
+      <w:r>
+        <w:rPr>
+          <w:rStyle w:val="M_varp"/>
+          <w:b/>
+          <w:i w:val="0"/>
+        </w:rPr>
+        <w:t>20</w:t>
+      </w:r>
+      <w:r>
+        <w:rPr>
+          <w:b/>
+          <w:i w:val="0"/>
+        </w:rPr>
+        <w:t xml:space="preserve"> % del sueldo</w:t>
+      </w:r>
+      <w:r>
+        <w:rPr>
+          <w:b w:val="0"/>
+          <w:i w:val="0"/>
+        </w:rPr>
+        <w:t xml:space="preserve"> (</w:t>
+      </w:r>
+      <w:r>
+        <w:rPr>
+          <w:rStyle w:val="M_var"/>
+          <w:b w:val="0"/>
+          <w:i w:val="0"/>
+        </w:rPr>
+        <w:t>$3,200</w:t>
+      </w:r>
+      <w:r>
+        <w:rPr>
+          <w:b w:val="0"/>
+          <w:i w:val="0"/>
+        </w:rPr>
+        <w:t xml:space="preserve"> al mes); con la meta cumplida, el mes suma </w:t>
+      </w:r>
+      <w:r>
+        <w:rPr>
+          <w:rStyle w:val="M_total"/>
+          <w:b/>
+          <w:i w:val="0"/>
+        </w:rPr>
+        <w:t>$19,200</w:t>
+      </w:r>
+      <w:r>
+        <w:rPr>
+          <w:b w:val="0"/>
+          <w:i w:val="0"/>
+        </w:rPr>
+        <w:t>.</w:t>
+      </w:r>
+    </w:p>
+    <w:p>
+      <w:r>
+        <w:rPr>
+          <w:b/>
+          <w:i w:val="0"/>
+        </w:rPr>
+        <w:t>Cómo se paga el variable:</w:t>
+      </w:r>
+      <w:r>
+        <w:rPr>
+          <w:b w:val="0"/>
+          <w:i w:val="0"/>
+        </w:rPr>
+        <w:t xml:space="preserve"> cada mes, con las cuatro metas del frente.</w:t>
+      </w:r>
+    </w:p>
+    <w:tbl>
+      <w:tblPr>
+        <w:tblStyle w:val="TableGrid"/>
+        <w:tblW w:type="auto" w:w="0"/>
+        <w:jc w:val="center"/>
+        <w:tblLook w:firstColumn="1" w:firstRow="1" w:lastColumn="0" w:lastRow="0" w:noHBand="0" w:noVBand="1" w:val="04A0"/>
+      </w:tblPr>
+      <w:tblGrid>
+        <w:gridCol w:w="4873"/>
+        <w:gridCol w:w="4873"/>
+      </w:tblGrid>
+      <w:tr>
+        <w:tc>
+          <w:tcPr>
+            <w:tcW w:type="dxa" w:w="1417"/>
+            <w:shd w:val="clear" w:color="auto" w:fill="0039C8"/>
+          </w:tcPr>
+          <w:p>
+            <w:r/>
+            <w:r>
+              <w:rPr>
+                <w:b/>
+                <w:color w:val="FFFFFF"/>
+                <w:sz w:val="19"/>
+              </w:rPr>
+              <w:t>Peso</w:t>
+            </w:r>
+          </w:p>
+        </w:tc>
+        <w:tc>
+          <w:tcPr>
+            <w:tcW w:type="dxa" w:w="8220"/>
+            <w:shd w:val="clear" w:color="auto" w:fill="0039C8"/>
+          </w:tcPr>
+          <w:p>
+            <w:r/>
+            <w:r>
+              <w:rPr>
+                <w:b/>
+                <w:color w:val="FFFFFF"/>
+                <w:sz w:val="19"/>
+              </w:rPr>
+              <w:t>Meta</w:t>
+            </w:r>
+          </w:p>
+        </w:tc>
+      </w:tr>
+      <w:tr>
+        <w:tc>
+          <w:tcPr>
+            <w:tcW w:type="dxa" w:w="1417"/>
+          </w:tcPr>
+          <w:p>
+            <w:r/>
+            <w:r>
+              <w:rPr>
+                <w:b w:val="0"/>
+                <w:i w:val="0"/>
+                <w:sz w:val="19"/>
+              </w:rPr>
+              <w:t>40 %</w:t>
+            </w:r>
+          </w:p>
+        </w:tc>
+        <w:tc>
+          <w:tcPr>
+            <w:tcW w:type="dxa" w:w="8220"/>
+          </w:tcPr>
+          <w:p>
+            <w:r/>
+            <w:r>
+              <w:rPr>
+                <w:b w:val="0"/>
+                <w:i w:val="0"/>
+                <w:sz w:val="19"/>
+              </w:rPr>
+              <w:t>Metros colados del frente contra la meta del mes</w:t>
+            </w:r>
+          </w:p>
+        </w:tc>
+      </w:tr>
+      <w:tr>
+        <w:tc>
+          <w:tcPr>
+            <w:tcW w:type="dxa" w:w="1417"/>
+          </w:tcPr>
+          <w:p>
+            <w:r/>
+            <w:r>
+              <w:rPr>
+                <w:b w:val="0"/>
+                <w:i w:val="0"/>
+                <w:sz w:val="19"/>
+              </w:rPr>
+              <w:t>30 %</w:t>
+            </w:r>
+          </w:p>
+        </w:tc>
+        <w:tc>
+          <w:tcPr>
+            <w:tcW w:type="dxa" w:w="8220"/>
+          </w:tcPr>
+          <w:p>
+            <w:r/>
+            <w:r>
+              <w:rPr>
+                <w:b w:val="0"/>
+                <w:i w:val="0"/>
+                <w:sz w:val="19"/>
+              </w:rPr>
+              <w:t>Calidad medida</w:t>
+            </w:r>
+          </w:p>
+        </w:tc>
+      </w:tr>
+      <w:tr>
+        <w:tc>
+          <w:tcPr>
+            <w:tcW w:type="dxa" w:w="1417"/>
+          </w:tcPr>
+          <w:p>
+            <w:r/>
+            <w:r>
+              <w:rPr>
+                <w:b w:val="0"/>
+                <w:i w:val="0"/>
+                <w:sz w:val="19"/>
+              </w:rPr>
+              <w:t>20 %</w:t>
+            </w:r>
+          </w:p>
+        </w:tc>
+        <w:tc>
+          <w:tcPr>
+            <w:tcW w:type="dxa" w:w="8220"/>
+          </w:tcPr>
+          <w:p>
+            <w:r/>
+            <w:r>
+              <w:rPr>
+                <w:b w:val="0"/>
+                <w:i w:val="0"/>
+                <w:sz w:val="19"/>
+              </w:rPr>
+              <w:t>Continuidad: minutos de paro y colchones</w:t>
+            </w:r>
+          </w:p>
+        </w:tc>
+      </w:tr>
+      <w:tr>
+        <w:tc>
+          <w:tcPr>
+            <w:tcW w:type="dxa" w:w="1417"/>
+          </w:tcPr>
+          <w:p>
+            <w:r/>
+            <w:r>
+              <w:rPr>
+                <w:b w:val="0"/>
+                <w:i w:val="0"/>
+                <w:sz w:val="19"/>
+              </w:rPr>
+              <w:t>10 %</w:t>
+            </w:r>
+          </w:p>
+        </w:tc>
+        <w:tc>
+          <w:tcPr>
+            <w:tcW w:type="dxa" w:w="8220"/>
+          </w:tcPr>
+          <w:p>
+            <w:r/>
+            <w:r>
+              <w:rPr>
+                <w:b w:val="0"/>
+                <w:i w:val="0"/>
+                <w:sz w:val="19"/>
+              </w:rPr>
+              <w:t>Seguridad: cero accidentes con tiempo perdido</w:t>
+            </w:r>
+          </w:p>
+        </w:tc>
+      </w:tr>
+    </w:tbl>
+    <w:p/>
+    <w:p>
+      <w:pPr>
+        <w:spacing w:before="120"/>
+        <w:ind w:left="340"/>
+      </w:pPr>
+      <w:r>
+        <w:rPr>
+          <w:b/>
+          <w:i w:val="0"/>
+          <w:color w:val="A86A00"/>
+          <w:sz w:val="23"/>
+        </w:rPr>
+        <w:t>Candado: si el mes falla la calidad o la seguridad, la parte de metros no se paga. Primero bien, luego rápido.</w:t>
+      </w:r>
+    </w:p>
+    <w:p>
+      <w:pPr>
+        <w:pStyle w:val="Heading2"/>
+      </w:pPr>
+      <w:r>
+        <w:t>Si no llegas a tu KPI</w:t>
+      </w:r>
+    </w:p>
+    <w:p>
+      <w:pPr>
+        <w:pStyle w:val="ListBullet"/>
+      </w:pPr>
+      <w:r>
+        <w:rPr>
+          <w:b w:val="0"/>
+          <w:i w:val="0"/>
+        </w:rPr>
+        <w:t>Cuando tu KPI entra en alerta (un camión sin registro o sin aviso al laboratorista en 2 noches de un mismo mes), tu jefe directo habla contigo esa misma semana: qué pasó, qué necesitas y qué va a cambiar. Queda por escrito.</w:t>
+      </w:r>
+    </w:p>
+    <w:p>
+      <w:pPr>
+        <w:pStyle w:val="ListBullet"/>
+      </w:pPr>
+      <w:r>
+        <w:rPr>
+          <w:b w:val="0"/>
+          <w:i w:val="0"/>
+        </w:rPr>
+        <w:t xml:space="preserve">Si en el mes siguiente sigue en alerta, se abre un </w:t>
+      </w:r>
+      <w:r>
+        <w:rPr>
+          <w:b/>
+          <w:i w:val="0"/>
+        </w:rPr>
+        <w:t>plan de mejora de 30 días</w:t>
+      </w:r>
+      <w:r>
+        <w:rPr>
+          <w:b w:val="0"/>
+          <w:i w:val="0"/>
+        </w:rPr>
+        <w:t>: una meta semanal, capacitación adicional y alguien que te acompañe. Lo firman tú y tu jefe.</w:t>
+      </w:r>
+    </w:p>
+    <w:p>
+      <w:pPr>
+        <w:pStyle w:val="ListBullet"/>
+      </w:pPr>
+      <w:r>
+        <w:rPr>
+          <w:b w:val="0"/>
+          <w:i w:val="0"/>
+        </w:rPr>
+        <w:t xml:space="preserve">Si al terminar el plan no se recupera, te podemos proponer otro puesto donde rindas mejor. Si no hay acuerdo, la relación de trabajo se termina </w:t>
+      </w:r>
+      <w:r>
+        <w:rPr>
+          <w:b/>
+          <w:i w:val="0"/>
+        </w:rPr>
+        <w:t>con la indemnización completa que marca la ley</w:t>
+      </w:r>
+      <w:r>
+        <w:rPr>
+          <w:b w:val="0"/>
+          <w:i w:val="0"/>
+        </w:rPr>
+        <w:t>.</w:t>
+      </w:r>
+    </w:p>
+    <w:p>
+      <w:pPr>
+        <w:pStyle w:val="ListBullet"/>
+      </w:pPr>
+      <w:r>
+        <w:rPr>
+          <w:b w:val="0"/>
+          <w:i w:val="0"/>
+        </w:rPr>
+        <w:t xml:space="preserve">El bajo desempeño </w:t>
+      </w:r>
+      <w:r>
+        <w:rPr>
+          <w:b/>
+          <w:i w:val="0"/>
+        </w:rPr>
+        <w:t>nunca</w:t>
+      </w:r>
+      <w:r>
+        <w:rPr>
+          <w:b w:val="0"/>
+          <w:i w:val="0"/>
+        </w:rPr>
+        <w:t xml:space="preserve"> es despido sin indemnización. Tampoco lo es un mal número cuya causa no depende de ti (una falla de planta, una lluvia, un predio sin liberar): eso lo aclara el tablero.</w:t>
+      </w:r>
+    </w:p>
+    <w:p>
+      <w:r>
+        <w:br w:type="page"/>
+      </w:r>
+    </w:p>
+    <w:p>
+      <w:pPr>
+        <w:pStyle w:val="Heading1"/>
+      </w:pPr>
+      <w:r>
+        <w:t>Parte 5 · Motivos de despido</w:t>
+      </w:r>
+    </w:p>
+    <w:p>
+      <w:r>
+        <w:rPr>
+          <w:b w:val="0"/>
+          <w:i w:val="0"/>
+        </w:rPr>
+        <w:t>Aquí nadie se entera de las reglas el día que lo despiden. Esta es la lista completa y exacta. Si algo no está aquí ni en la ley, no es motivo de despido.</w:t>
+      </w:r>
+    </w:p>
+    <w:p>
+      <w:pPr>
+        <w:pStyle w:val="Heading2"/>
+      </w:pPr>
+      <w:r>
+        <w:t>En tu puesto</w:t>
+      </w:r>
+    </w:p>
+    <w:p>
+      <w:r>
+        <w:rPr>
+          <w:b w:val="0"/>
+          <w:i w:val="0"/>
+        </w:rPr>
+        <w:t xml:space="preserve">Estas conductas, propias del puesto de </w:t>
       </w:r>
       <w:r>
         <w:rPr>
@@ -3407,10 +3700,937 @@
           <w:b w:val="0"/>
           <w:i w:val="0"/>
         </w:rPr>
-        <w:t>, lo entendí y resolví mis dudas con mi jefe directo. Sé que puedo detener el trabajo por seguridad sin consecuencias, que en esta obra nunca se añade agua al concreto y que las desviaciones sólo existen si están firmadas.</w:t>
+        <w:t>, son falta grave y causa de despido sin responsabilidad para la empresa:</w:t>
       </w:r>
     </w:p>
-    <w:p/>
+    <w:p>
+      <w:pPr>
+        <w:pStyle w:val="ListBullet"/>
+      </w:pPr>
+      <w:r>
+        <w:rPr>
+          <w:b w:val="0"/>
+          <w:i w:val="0"/>
+        </w:rPr>
+        <w:t>Dejar descargar un camión sin avisar al laboratorista, o uno que el laboratorista rechazó.</w:t>
+      </w:r>
+    </w:p>
+    <w:p>
+      <w:pPr>
+        <w:pStyle w:val="ListBullet"/>
+      </w:pPr>
+      <w:r>
+        <w:rPr>
+          <w:b w:val="0"/>
+          <w:i w:val="0"/>
+        </w:rPr>
+        <w:t>Ver a un chofer añadir agua y no detener la descarga ni reportarlo.</w:t>
+      </w:r>
+    </w:p>
+    <w:p>
+      <w:pPr>
+        <w:pStyle w:val="ListBullet"/>
+      </w:pPr>
+      <w:r>
+        <w:rPr>
+          <w:b w:val="0"/>
+          <w:i w:val="0"/>
+        </w:rPr>
+        <w:t>Anotar horas de llegada o de salida inventadas, o cambiar un ticket.</w:t>
+      </w:r>
+    </w:p>
+    <w:p>
+      <w:pPr>
+        <w:pStyle w:val="ListBullet"/>
+      </w:pPr>
+      <w:r>
+        <w:rPr>
+          <w:b w:val="0"/>
+          <w:i w:val="0"/>
+        </w:rPr>
+        <w:t>Guiar una reversa parado detrás del camión, o dejar pasar a alguien por detrás, después de haber sido advertido por escrito.</w:t>
+      </w:r>
+    </w:p>
+    <w:p>
+      <w:pPr>
+        <w:pStyle w:val="Heading2"/>
+      </w:pPr>
+      <w:r>
+        <w:t>En toda la obra</w:t>
+      </w:r>
+    </w:p>
+    <w:p>
+      <w:r>
+        <w:rPr>
+          <w:b w:val="0"/>
+          <w:i w:val="0"/>
+        </w:rPr>
+        <w:t>Aplican a todos, del Director al ayudante:</w:t>
+      </w:r>
+    </w:p>
+    <w:p>
+      <w:pPr>
+        <w:pStyle w:val="ListBullet"/>
+      </w:pPr>
+      <w:r>
+        <w:rPr>
+          <w:b/>
+          <w:i w:val="0"/>
+        </w:rPr>
+        <w:t>Añadir agua al concreto</w:t>
+      </w:r>
+      <w:r>
+        <w:rPr>
+          <w:b w:val="0"/>
+          <w:i w:val="0"/>
+        </w:rPr>
+        <w:t xml:space="preserve"> en el frente, o pedir, permitir o esconder que otro lo haga.</w:t>
+      </w:r>
+    </w:p>
+    <w:p>
+      <w:pPr>
+        <w:pStyle w:val="ListBullet"/>
+      </w:pPr>
+      <w:r>
+        <w:rPr>
+          <w:b/>
+          <w:i w:val="0"/>
+        </w:rPr>
+        <w:t>Falsear un registro:</w:t>
+      </w:r>
+      <w:r>
+        <w:rPr>
+          <w:b w:val="0"/>
+          <w:i w:val="0"/>
+        </w:rPr>
+        <w:t xml:space="preserve"> anotar un dato que no se midió, cambiar uno ya anotado, firmar algo que no se revisó o borrar información del tablero, de la planta o del laboratorio.</w:t>
+      </w:r>
+    </w:p>
+    <w:p>
+      <w:pPr>
+        <w:pStyle w:val="ListBullet"/>
+      </w:pPr>
+      <w:r>
+        <w:rPr>
+          <w:b/>
+          <w:i w:val="0"/>
+        </w:rPr>
+        <w:t>Tomar represalias</w:t>
+      </w:r>
+      <w:r>
+        <w:rPr>
+          <w:b w:val="0"/>
+          <w:i w:val="0"/>
+        </w:rPr>
+        <w:t xml:space="preserve"> —amenazar, castigar, cambiar de turno o presionar— contra alguien que detuvo el trabajo por seguridad o por calidad, o que reportó un error o un casi-accidente.</w:t>
+      </w:r>
+    </w:p>
+    <w:p>
+      <w:pPr>
+        <w:pStyle w:val="ListBullet"/>
+      </w:pPr>
+      <w:r>
+        <w:rPr>
+          <w:b/>
+          <w:i w:val="0"/>
+        </w:rPr>
+        <w:t>Desactivar, quitar o puentear un dispositivo de seguridad</w:t>
+      </w:r>
+      <w:r>
+        <w:rPr>
+          <w:b w:val="0"/>
+          <w:i w:val="0"/>
+        </w:rPr>
+        <w:t>: alarmas de reversa, paros de emergencia, guardas, torretas, sensores o conos del plan de tránsito.</w:t>
+      </w:r>
+    </w:p>
+    <w:p>
+      <w:pPr>
+        <w:pStyle w:val="ListBullet"/>
+      </w:pPr>
+      <w:r>
+        <w:rPr>
+          <w:b/>
+          <w:i w:val="0"/>
+        </w:rPr>
+        <w:t>Ocultar un accidente</w:t>
+      </w:r>
+      <w:r>
+        <w:rPr>
+          <w:b w:val="0"/>
+          <w:i w:val="0"/>
+        </w:rPr>
+        <w:t>, una lesión o un daño a terceros, o pedirle a alguien que no lo reporte.</w:t>
+      </w:r>
+    </w:p>
+    <w:p>
+      <w:pPr>
+        <w:pStyle w:val="ListBullet"/>
+      </w:pPr>
+      <w:r>
+        <w:rPr>
+          <w:b/>
+          <w:i w:val="0"/>
+        </w:rPr>
+        <w:t>Operar una máquina o manejar un vehículo</w:t>
+      </w:r>
+      <w:r>
+        <w:rPr>
+          <w:b w:val="0"/>
+          <w:i w:val="0"/>
+        </w:rPr>
+        <w:t xml:space="preserve"> sin la autorización o la licencia que pide este documento, o prestarle tu máquina a quien no la tiene.</w:t>
+      </w:r>
+    </w:p>
+    <w:p>
+      <w:pPr>
+        <w:pStyle w:val="ListBullet"/>
+      </w:pPr>
+      <w:r>
+        <w:rPr>
+          <w:b/>
+          <w:i w:val="0"/>
+        </w:rPr>
+        <w:t>Seguir colando o trabajando después de que Calidad o Seguridad detuvo</w:t>
+      </w:r>
+      <w:r>
+        <w:rPr>
+          <w:b w:val="0"/>
+          <w:i w:val="0"/>
+        </w:rPr>
+        <w:t>, o reanudar sin la autorización escrita del Director de Proyecto.</w:t>
+      </w:r>
+    </w:p>
+    <w:p>
+      <w:pPr>
+        <w:pStyle w:val="ListBullet"/>
+      </w:pPr>
+      <w:r>
+        <w:rPr>
+          <w:b/>
+          <w:i w:val="0"/>
+        </w:rPr>
+        <w:t>Aceptar o pedir dinero, regalos o favores</w:t>
+      </w:r>
+      <w:r>
+        <w:rPr>
+          <w:b w:val="0"/>
+          <w:i w:val="0"/>
+        </w:rPr>
+        <w:t xml:space="preserve"> de proveedores, transportistas, subcontratistas o vecinos a cambio de algo de la obra.</w:t>
+      </w:r>
+    </w:p>
+    <w:p>
+      <w:pPr>
+        <w:pStyle w:val="Heading2"/>
+      </w:pPr>
+      <w:r>
+        <w:t>Los que marca la ley</w:t>
+      </w:r>
+    </w:p>
+    <w:p>
+      <w:r>
+        <w:rPr>
+          <w:b w:val="0"/>
+          <w:i w:val="0"/>
+        </w:rPr>
+        <w:t>Las causas del artículo 47 de la Ley Federal del Trabajo, dichas en palabras simples:</w:t>
+      </w:r>
+    </w:p>
+    <w:p>
+      <w:pPr>
+        <w:pStyle w:val="ListBullet"/>
+      </w:pPr>
+      <w:r>
+        <w:rPr>
+          <w:b w:val="0"/>
+          <w:i w:val="0"/>
+        </w:rPr>
+        <w:t>Engañar a la empresa al contratarte con documentos, referencias o capacidades falsas (se puede aplicar dentro de los primeros 30 días).</w:t>
+      </w:r>
+    </w:p>
+    <w:p>
+      <w:pPr>
+        <w:pStyle w:val="ListBullet"/>
+      </w:pPr>
+      <w:r>
+        <w:rPr>
+          <w:b w:val="0"/>
+          <w:i w:val="0"/>
+        </w:rPr>
+        <w:t>Faltas de honradez, violencia, amenazas, insultos o malos tratos contra la empresa, sus directivos, sus familias o tus compañeros.</w:t>
+      </w:r>
+    </w:p>
+    <w:p>
+      <w:pPr>
+        <w:pStyle w:val="ListBullet"/>
+      </w:pPr>
+      <w:r>
+        <w:rPr>
+          <w:b w:val="0"/>
+          <w:i w:val="0"/>
+        </w:rPr>
+        <w:t>Dañar a propósito máquinas, herramientas, materiales u obra; o dañarlos gravemente por un descuido tan grande que sea la única causa.</w:t>
+      </w:r>
+    </w:p>
+    <w:p>
+      <w:pPr>
+        <w:pStyle w:val="ListBullet"/>
+      </w:pPr>
+      <w:r>
+        <w:rPr>
+          <w:b w:val="0"/>
+          <w:i w:val="0"/>
+        </w:rPr>
+        <w:t>Poner en peligro, por imprudencia o descuido que no tiene disculpa, la seguridad de la obra o de las personas que están en ella.</w:t>
+      </w:r>
+    </w:p>
+    <w:p>
+      <w:pPr>
+        <w:pStyle w:val="ListBullet"/>
+      </w:pPr>
+      <w:r>
+        <w:rPr>
+          <w:b w:val="0"/>
+          <w:i w:val="0"/>
+        </w:rPr>
+        <w:t>Actos inmorales, hostigamiento o acoso sexual contra cualquier persona en el trabajo.</w:t>
+      </w:r>
+    </w:p>
+    <w:p>
+      <w:pPr>
+        <w:pStyle w:val="ListBullet"/>
+      </w:pPr>
+      <w:r>
+        <w:rPr>
+          <w:b w:val="0"/>
+          <w:i w:val="0"/>
+        </w:rPr>
+        <w:t>Revelar información reservada de la empresa que perjudique a la empresa.</w:t>
+      </w:r>
+    </w:p>
+    <w:p>
+      <w:pPr>
+        <w:pStyle w:val="ListBullet"/>
+      </w:pPr>
+      <w:r>
+        <w:rPr>
+          <w:b w:val="0"/>
+          <w:i w:val="0"/>
+        </w:rPr>
+        <w:t>Más de tres faltas de asistencia en 30 días sin permiso ni causa justificada.</w:t>
+      </w:r>
+    </w:p>
+    <w:p>
+      <w:pPr>
+        <w:pStyle w:val="ListBullet"/>
+      </w:pPr>
+      <w:r>
+        <w:rPr>
+          <w:b w:val="0"/>
+          <w:i w:val="0"/>
+        </w:rPr>
+        <w:t>Desobedecer, sin causa justificada, a la empresa o a tu jefe en el trabajo para el que te contrataron.</w:t>
+      </w:r>
+    </w:p>
+    <w:p>
+      <w:pPr>
+        <w:pStyle w:val="ListBullet"/>
+      </w:pPr>
+      <w:r>
+        <w:rPr>
+          <w:b w:val="0"/>
+          <w:i w:val="0"/>
+        </w:rPr>
+        <w:t>Negarte a usar el equipo de protección o a seguir los procedimientos para evitar accidentes y enfermedades.</w:t>
+      </w:r>
+    </w:p>
+    <w:p>
+      <w:pPr>
+        <w:pStyle w:val="ListBullet"/>
+      </w:pPr>
+      <w:r>
+        <w:rPr>
+          <w:b w:val="0"/>
+          <w:i w:val="0"/>
+        </w:rPr>
+        <w:t>Llegar o trabajar en estado de ebriedad o bajo el efecto de drogas (salvo medicamento con receta, avisando antes de empezar el turno).</w:t>
+      </w:r>
+    </w:p>
+    <w:p>
+      <w:pPr>
+        <w:pStyle w:val="ListBullet"/>
+      </w:pPr>
+      <w:r>
+        <w:rPr>
+          <w:b w:val="0"/>
+          <w:i w:val="0"/>
+        </w:rPr>
+        <w:t>Una sentencia de prisión que te impida trabajar, o dejar de tener, por tu causa, un documento que la ley exige para tu puesto (por ejemplo, la licencia federal).</w:t>
+      </w:r>
+    </w:p>
+    <w:p>
+      <w:pPr>
+        <w:pStyle w:val="ListBullet"/>
+      </w:pPr>
+      <w:r>
+        <w:rPr>
+          <w:b w:val="0"/>
+          <w:i w:val="0"/>
+        </w:rPr>
+        <w:t>Otras faltas de la misma gravedad que las anteriores.</w:t>
+      </w:r>
+    </w:p>
+    <w:p>
+      <w:pPr>
+        <w:pStyle w:val="Heading2"/>
+      </w:pPr>
+      <w:r>
+        <w:t>Lo que nunca es motivo de despido</w:t>
+      </w:r>
+    </w:p>
+    <w:p>
+      <w:pPr>
+        <w:pStyle w:val="ListBullet"/>
+      </w:pPr>
+      <w:r>
+        <w:rPr>
+          <w:b w:val="0"/>
+          <w:i w:val="0"/>
+        </w:rPr>
+        <w:t>Detener el trabajo por seguridad, aunque al final no hubiera peligro.</w:t>
+      </w:r>
+    </w:p>
+    <w:p>
+      <w:pPr>
+        <w:pStyle w:val="ListBullet"/>
+      </w:pPr>
+      <w:r>
+        <w:rPr>
+          <w:b w:val="0"/>
+          <w:i w:val="0"/>
+        </w:rPr>
+        <w:t>Detener o rechazar por calidad cuando te toca hacerlo, aunque cueste metros.</w:t>
+      </w:r>
+    </w:p>
+    <w:p>
+      <w:pPr>
+        <w:pStyle w:val="ListBullet"/>
+      </w:pPr>
+      <w:r>
+        <w:rPr>
+          <w:b w:val="0"/>
+          <w:i w:val="0"/>
+        </w:rPr>
+        <w:t>Reportar un error propio, un casi-accidente o una mala noticia. Al que avisa a tiempo se le agradece.</w:t>
+      </w:r>
+    </w:p>
+    <w:p>
+      <w:pPr>
+        <w:pStyle w:val="ListBullet"/>
+      </w:pPr>
+      <w:r>
+        <w:rPr>
+          <w:b w:val="0"/>
+          <w:i w:val="0"/>
+        </w:rPr>
+        <w:t>Negarte a añadir agua al concreto, a firmar algo que no revisaste o a trabajar sin tu equipo de protección, aunque te lo pida un jefe.</w:t>
+      </w:r>
+    </w:p>
+    <w:p>
+      <w:pPr>
+        <w:pStyle w:val="ListBullet"/>
+      </w:pPr>
+      <w:r>
+        <w:rPr>
+          <w:b w:val="0"/>
+          <w:i w:val="0"/>
+        </w:rPr>
+        <w:t>Una lesión o una enfermedad, ni tu embarazo, tu edad, tu origen, tu religión, tus opiniones o tu vida fuera de la obra.</w:t>
+      </w:r>
+    </w:p>
+    <w:p>
+      <w:pPr>
+        <w:pStyle w:val="Heading2"/>
+      </w:pPr>
+      <w:r>
+        <w:t>Cómo se hace, si llega a pasar</w:t>
+      </w:r>
+    </w:p>
+    <w:p>
+      <w:pPr>
+        <w:pStyle w:val="ListBullet"/>
+      </w:pPr>
+      <w:r>
+        <w:rPr>
+          <w:b w:val="0"/>
+          <w:i w:val="0"/>
+        </w:rPr>
+        <w:t>Toda falta grave se documenta el mismo día: qué pasó, cuándo, quién lo vio y qué evidencia hay (tablero, registro, foto).</w:t>
+      </w:r>
+    </w:p>
+    <w:p>
+      <w:pPr>
+        <w:pStyle w:val="ListBullet"/>
+      </w:pPr>
+      <w:r>
+        <w:rPr>
+          <w:b w:val="0"/>
+          <w:i w:val="0"/>
+        </w:rPr>
+        <w:t xml:space="preserve">Antes de decidir, </w:t>
+      </w:r>
+      <w:r>
+        <w:rPr>
+          <w:b/>
+          <w:i w:val="0"/>
+        </w:rPr>
+        <w:t>se te escucha</w:t>
+      </w:r>
+      <w:r>
+        <w:rPr>
+          <w:b w:val="0"/>
+          <w:i w:val="0"/>
+        </w:rPr>
+        <w:t>: puedes dar tu versión y traer a quien quieras como testigo.</w:t>
+      </w:r>
+    </w:p>
+    <w:p>
+      <w:pPr>
+        <w:pStyle w:val="ListBullet"/>
+      </w:pPr>
+      <w:r>
+        <w:rPr>
+          <w:b w:val="0"/>
+          <w:i w:val="0"/>
+        </w:rPr>
+        <w:t>Lo decide Recursos Humanos con tu jefe directo y el jefe de tu jefe; nunca una sola persona, y nunca en caliente.</w:t>
+      </w:r>
+    </w:p>
+    <w:p>
+      <w:pPr>
+        <w:pStyle w:val="ListBullet"/>
+      </w:pPr>
+      <w:r>
+        <w:rPr>
+          <w:b w:val="0"/>
+          <w:i w:val="0"/>
+        </w:rPr>
+        <w:t xml:space="preserve">Si hay despido, recibes un </w:t>
+      </w:r>
+      <w:r>
+        <w:rPr>
+          <w:b/>
+          <w:i w:val="0"/>
+        </w:rPr>
+        <w:t>aviso por escrito</w:t>
+      </w:r>
+      <w:r>
+        <w:rPr>
+          <w:b w:val="0"/>
+          <w:i w:val="0"/>
+        </w:rPr>
+        <w:t xml:space="preserve"> con la causa exacta y la fecha, como lo pide la ley, y se te paga lo que se te debe: días trabajados, parte proporcional de aguinaldo, vacaciones, prima vacacional y tu fondo de ahorro.</w:t>
+      </w:r>
+    </w:p>
+    <w:p>
+      <w:r>
+        <w:br w:type="page"/>
+      </w:r>
+    </w:p>
+    <w:p>
+      <w:pPr>
+        <w:pStyle w:val="Heading1"/>
+      </w:pPr>
+      <w:r>
+        <w:t>Parte 6 · Lo que te prometemos y lo que te pedimos</w:t>
+      </w:r>
+    </w:p>
+    <w:p>
+      <w:pPr>
+        <w:pStyle w:val="Heading2"/>
+      </w:pPr>
+      <w:r>
+        <w:t>Lo que te prometemos</w:t>
+      </w:r>
+    </w:p>
+    <w:p>
+      <w:pPr>
+        <w:pStyle w:val="ListBullet"/>
+      </w:pPr>
+      <w:r>
+        <w:rPr>
+          <w:b w:val="0"/>
+          <w:i w:val="0"/>
+        </w:rPr>
+        <w:t>Tu pago, siempre el mismo día, con un recibo claro. Tu variable del mes se ve al día en el tablero: sabes cuánto llevas ganado.</w:t>
+      </w:r>
+    </w:p>
+    <w:p>
+      <w:pPr>
+        <w:pStyle w:val="ListBullet"/>
+      </w:pPr>
+      <w:r>
+        <w:rPr>
+          <w:b w:val="0"/>
+          <w:i w:val="0"/>
+        </w:rPr>
+        <w:t>Turnos publicados con dos semanas de anticipación. Ciclos de 12 días de trabajo y 4 de descanso, con transporte pagado a casa. Nunca se dobla turno; la noche lleva 20 % de prima.</w:t>
+      </w:r>
+    </w:p>
+    <w:p>
+      <w:pPr>
+        <w:pStyle w:val="ListBullet"/>
+      </w:pPr>
+      <w:r>
+        <w:rPr>
+          <w:b w:val="0"/>
+          <w:i w:val="0"/>
+        </w:rPr>
+        <w:t>Campamento digno: habitaciones de máximo dos personas, aire acondicionado, internet y lavandería. Tres comidas calientes al día, incluida la de medianoche. Sombra e hidratación en el frente.</w:t>
+      </w:r>
+    </w:p>
+    <w:p>
+      <w:pPr>
+        <w:pStyle w:val="ListBullet"/>
+      </w:pPr>
+      <w:r>
+        <w:rPr>
+          <w:b w:val="0"/>
+          <w:i w:val="0"/>
+        </w:rPr>
+        <w:t>IMSS completo desde el primer día y seguro de gastos médicos mayores para todos. Chequeo médico al entrar y cada seis meses.</w:t>
+      </w:r>
+    </w:p>
+    <w:p>
+      <w:pPr>
+        <w:pStyle w:val="ListBullet"/>
+      </w:pPr>
+      <w:r>
+        <w:rPr>
+          <w:b w:val="0"/>
+          <w:i w:val="0"/>
+        </w:rPr>
+        <w:t>Capacitación pagada y certificaciones que te llevas puestas. Una escalera de crecimiento escrita, con sus requisitos. Si enseñas, cobras un bono por enseñar.</w:t>
+      </w:r>
+    </w:p>
+    <w:p>
+      <w:pPr>
+        <w:pStyle w:val="ListBullet"/>
+      </w:pPr>
+      <w:r>
+        <w:rPr>
+          <w:b w:val="0"/>
+          <w:i w:val="0"/>
+        </w:rPr>
+        <w:t>Fondo de ahorro con aportación igual de la empresa y reparto de utilidades de ley.</w:t>
+      </w:r>
+    </w:p>
+    <w:p>
+      <w:pPr>
+        <w:pStyle w:val="ListBullet"/>
+      </w:pPr>
+      <w:r>
+        <w:rPr>
+          <w:b w:val="0"/>
+          <w:i w:val="0"/>
+        </w:rPr>
+        <w:t>Continuidad: contratos de varios años y prioridad en el siguiente corredor. Y una placa con el nombre de tu cuadrilla en cada tramo que entreguemos.</w:t>
+      </w:r>
+    </w:p>
+    <w:p>
+      <w:pPr>
+        <w:pStyle w:val="Heading2"/>
+      </w:pPr>
+      <w:r>
+        <w:t>Lo que te pedimos</w:t>
+      </w:r>
+    </w:p>
+    <w:p>
+      <w:pPr>
+        <w:pStyle w:val="ListBullet"/>
+      </w:pPr>
+      <w:r>
+        <w:rPr>
+          <w:b w:val="0"/>
+          <w:i w:val="0"/>
+        </w:rPr>
+        <w:t>Llegar a tiempo y en condiciones: descansado, sin alcohol ni sustancias. Un frente nocturno no perdona el cansancio.</w:t>
+      </w:r>
+    </w:p>
+    <w:p>
+      <w:pPr>
+        <w:pStyle w:val="ListBullet"/>
+      </w:pPr>
+      <w:r>
+        <w:rPr>
+          <w:b w:val="0"/>
+          <w:i w:val="0"/>
+        </w:rPr>
+        <w:t>Decir la verdad en el tablero y en la junta, sobre todo cuando la noticia es mala. Un problema dicho a tiempo cuesta minutos; escondido, cuesta semanas.</w:t>
+      </w:r>
+    </w:p>
+    <w:p>
+      <w:pPr>
+        <w:pStyle w:val="ListBullet"/>
+      </w:pPr>
+      <w:r>
+        <w:rPr>
+          <w:b w:val="0"/>
+          <w:i w:val="0"/>
+        </w:rPr>
+        <w:t>Parar cuando algo está mal. Nadie te va a reclamar por detener el trabajo por seguridad o por calidad.</w:t>
+      </w:r>
+    </w:p>
+    <w:p>
+      <w:pPr>
+        <w:pStyle w:val="ListBullet"/>
+      </w:pPr>
+      <w:r>
+        <w:rPr>
+          <w:b w:val="0"/>
+          <w:i w:val="0"/>
+        </w:rPr>
+        <w:t>Nunca añadir agua al concreto, ni permitir que otro lo haga.</w:t>
+      </w:r>
+    </w:p>
+    <w:p>
+      <w:pPr>
+        <w:pStyle w:val="ListBullet"/>
+      </w:pPr>
+      <w:r>
+        <w:rPr>
+          <w:b w:val="0"/>
+          <w:i w:val="0"/>
+        </w:rPr>
+        <w:t>Cuidar al de al lado: su seguridad, su trabajo y su aprendizaje.</w:t>
+      </w:r>
+    </w:p>
+    <w:p>
+      <w:pPr>
+        <w:pStyle w:val="ListBullet"/>
+      </w:pPr>
+      <w:r>
+        <w:rPr>
+          <w:b w:val="0"/>
+          <w:i w:val="0"/>
+        </w:rPr>
+        <w:t>Aprender, y cuando ya sepas, enseñar.</w:t>
+      </w:r>
+    </w:p>
+    <w:p>
+      <w:r>
+        <w:br w:type="page"/>
+      </w:r>
+    </w:p>
+    <w:p>
+      <w:pPr>
+        <w:pStyle w:val="Heading1"/>
+      </w:pPr>
+      <w:r>
+        <w:t>Aceptación y firma</w:t>
+      </w:r>
+    </w:p>
+    <w:p>
+      <w:r>
+        <w:rPr>
+          <w:b w:val="0"/>
+          <w:i w:val="0"/>
+        </w:rPr>
+        <w:t xml:space="preserve">Recibí, leí completo y entendí este documento del puesto </w:t>
+      </w:r>
+      <w:r>
+        <w:rPr>
+          <w:b/>
+          <w:i w:val="0"/>
+        </w:rPr>
+        <w:t>Controlador de descarga</w:t>
+      </w:r>
+      <w:r>
+        <w:rPr>
+          <w:b w:val="0"/>
+          <w:i w:val="0"/>
+        </w:rPr>
+        <w:t>, y resolví mis dudas con mi jefe directo. Acepto:</w:t>
+      </w:r>
+    </w:p>
+    <w:p>
+      <w:pPr>
+        <w:pStyle w:val="ListBullet"/>
+      </w:pPr>
+      <w:r>
+        <w:rPr>
+          <w:b w:val="0"/>
+          <w:i w:val="0"/>
+        </w:rPr>
+        <w:t xml:space="preserve">El puesto de </w:t>
+      </w:r>
+      <w:r>
+        <w:rPr>
+          <w:b/>
+          <w:i w:val="0"/>
+        </w:rPr>
+        <w:t>Controlador de descarga</w:t>
+      </w:r>
+      <w:r>
+        <w:rPr>
+          <w:b w:val="0"/>
+          <w:i w:val="0"/>
+        </w:rPr>
+        <w:t xml:space="preserve">, que reporta a </w:t>
+      </w:r>
+      <w:r>
+        <w:rPr>
+          <w:b/>
+          <w:i w:val="0"/>
+        </w:rPr>
+        <w:t>Cabo de colado</w:t>
+      </w:r>
+      <w:r>
+        <w:rPr>
+          <w:b w:val="0"/>
+          <w:i w:val="0"/>
+        </w:rPr>
+        <w:t>, en el turno noche.</w:t>
+      </w:r>
+    </w:p>
+    <w:p>
+      <w:pPr>
+        <w:pStyle w:val="ListBullet"/>
+      </w:pPr>
+      <w:r>
+        <w:rPr>
+          <w:b w:val="0"/>
+          <w:i w:val="0"/>
+        </w:rPr>
+        <w:t xml:space="preserve">Un sueldo mensual bruto de </w:t>
+      </w:r>
+      <w:r>
+        <w:rPr>
+          <w:rStyle w:val="M_base"/>
+          <w:b/>
+          <w:i w:val="0"/>
+        </w:rPr>
+        <w:t>$16,000</w:t>
+      </w:r>
+      <w:r>
+        <w:rPr>
+          <w:b w:val="0"/>
+          <w:i w:val="0"/>
+        </w:rPr>
+        <w:t xml:space="preserve">, más prestaciones de ley, y un variable meta de </w:t>
+      </w:r>
+      <w:r>
+        <w:rPr>
+          <w:rStyle w:val="M_varp"/>
+          <w:b/>
+          <w:i w:val="0"/>
+        </w:rPr>
+        <w:t>20</w:t>
+      </w:r>
+      <w:r>
+        <w:rPr>
+          <w:b/>
+          <w:i w:val="0"/>
+        </w:rPr>
+        <w:t xml:space="preserve"> %</w:t>
+      </w:r>
+      <w:r>
+        <w:rPr>
+          <w:b w:val="0"/>
+          <w:i w:val="0"/>
+        </w:rPr>
+        <w:t xml:space="preserve"> (</w:t>
+      </w:r>
+      <w:r>
+        <w:rPr>
+          <w:rStyle w:val="M_var"/>
+          <w:b w:val="0"/>
+          <w:i w:val="0"/>
+        </w:rPr>
+        <w:t>$3,200</w:t>
+      </w:r>
+      <w:r>
+        <w:rPr>
+          <w:b w:val="0"/>
+          <w:i w:val="0"/>
+        </w:rPr>
+        <w:t xml:space="preserve"> al mes), pagado como dice la parte 4.</w:t>
+      </w:r>
+    </w:p>
+    <w:p>
+      <w:pPr>
+        <w:pStyle w:val="ListBullet"/>
+      </w:pPr>
+      <w:r>
+        <w:rPr>
+          <w:b w:val="0"/>
+          <w:i w:val="0"/>
+        </w:rPr>
+        <w:t xml:space="preserve">Que mi KPI principal es </w:t>
+      </w:r>
+      <w:r>
+        <w:rPr>
+          <w:b/>
+          <w:i w:val="0"/>
+        </w:rPr>
+        <w:t>Camiones registrados y avisados al laboratorista</w:t>
+      </w:r>
+      <w:r>
+        <w:rPr>
+          <w:b w:val="0"/>
+          <w:i w:val="0"/>
+        </w:rPr>
+        <w:t>, con meta de 100 % de los camiones con hora, ticket y aviso al laboratorista antes de descargar, y que se me mide como dice la parte 4.</w:t>
+      </w:r>
+    </w:p>
+    <w:p>
+      <w:pPr>
+        <w:pStyle w:val="ListBullet"/>
+      </w:pPr>
+      <w:r>
+        <w:rPr>
+          <w:b w:val="0"/>
+          <w:i w:val="0"/>
+        </w:rPr>
+        <w:t>La capacitación de la parte 3 y las preguntas de comprobación al terminarla.</w:t>
+      </w:r>
+    </w:p>
+    <w:p>
+      <w:pPr>
+        <w:pStyle w:val="ListBullet"/>
+      </w:pPr>
+      <w:r>
+        <w:rPr>
+          <w:b w:val="0"/>
+          <w:i w:val="0"/>
+        </w:rPr>
+        <w:t>Los motivos de despido de la parte 5, que conozco uno por uno.</w:t>
+      </w:r>
+    </w:p>
+    <w:p>
+      <w:pPr>
+        <w:pStyle w:val="ListBullet"/>
+      </w:pPr>
+      <w:r>
+        <w:rPr>
+          <w:b w:val="0"/>
+          <w:i w:val="0"/>
+        </w:rPr>
+        <w:t>Que puedo detener el trabajo por seguridad sin consecuencias, que en esta obra nunca se añade agua al concreto y que una desviación sólo existe si está firmada.</w:t>
+      </w:r>
+    </w:p>
+    <w:p>
+      <w:r>
+        <w:rPr>
+          <w:b w:val="0"/>
+          <w:i w:val="0"/>
+          <w:color w:val="555F78"/>
+          <w:sz w:val="19"/>
+        </w:rPr>
+        <w:t>Este documento es anexo de mi contrato individual de trabajo y forma parte de él; no lo sustituye. Si algo de aquí contradijera al contrato o a la ley, vale lo que más me favorezca.</w:t>
+      </w:r>
+    </w:p>
     <w:p/>
     <w:tbl>
       <w:tblPr>
@@ -3420,14 +4640,15 @@
         <w:tblLook w:firstColumn="1" w:firstRow="1" w:lastColumn="0" w:lastRow="0" w:noHBand="0" w:noVBand="1" w:val="04A0"/>
       </w:tblPr>
       <w:tblGrid>
-        <w:gridCol w:w="3249"/>
-        <w:gridCol w:w="3249"/>
-        <w:gridCol w:w="3249"/>
+        <w:gridCol w:w="2436"/>
+        <w:gridCol w:w="2436"/>
+        <w:gridCol w:w="2436"/>
+        <w:gridCol w:w="2436"/>
       </w:tblGrid>
       <w:tr>
         <w:tc>
           <w:tcPr>
-            <w:tcW w:type="dxa" w:w="1701"/>
+            <w:tcW w:type="dxa" w:w="2154"/>
             <w:shd w:val="clear" w:color="auto" w:fill="001240"/>
           </w:tcPr>
           <w:p>
@@ -3443,7 +4664,7 @@
         </w:tc>
         <w:tc>
           <w:tcPr>
-            <w:tcW w:type="dxa" w:w="3969"/>
+            <w:tcW w:type="dxa" w:w="2494"/>
             <w:shd w:val="clear" w:color="auto" w:fill="001240"/>
           </w:tcPr>
           <w:p>
@@ -3460,7 +4681,7 @@
         </w:tc>
         <w:tc>
           <w:tcPr>
-            <w:tcW w:type="dxa" w:w="3969"/>
+            <w:tcW w:type="dxa" w:w="2494"/>
             <w:shd w:val="clear" w:color="auto" w:fill="001240"/>
           </w:tcPr>
           <w:p>
@@ -3471,7 +4692,24 @@
                 <w:color w:val="FFFFFF"/>
                 <w:sz w:val="19"/>
               </w:rPr>
-              <w:t>Jefe directo (Cabo de colado)</w:t>
+              <w:t>Jefe directo</w:t>
+            </w:r>
+          </w:p>
+        </w:tc>
+        <w:tc>
+          <w:tcPr>
+            <w:tcW w:type="dxa" w:w="2494"/>
+            <w:shd w:val="clear" w:color="auto" w:fill="001240"/>
+          </w:tcPr>
+          <w:p>
+            <w:r/>
+            <w:r>
+              <w:rPr>
+                <w:b/>
+                <w:color w:val="FFFFFF"/>
+                <w:sz w:val="19"/>
+              </w:rPr>
+              <w:t>Por la empresa</w:t>
             </w:r>
           </w:p>
         </w:tc>
@@ -3479,22 +4717,164 @@
       <w:tr>
         <w:tc>
           <w:tcPr>
-            <w:tcW w:type="dxa" w:w="1701"/>
+            <w:tcW w:type="dxa" w:w="2154"/>
           </w:tcPr>
           <w:p>
             <w:r/>
             <w:r>
               <w:rPr>
                 <w:b w:val="0"/>
+                <w:i w:val="0"/>
                 <w:sz w:val="19"/>
               </w:rPr>
-              <w:t>Nombre</w:t>
+              <w:t>Nombre completo, escrito a mano</w:t>
             </w:r>
           </w:p>
         </w:tc>
         <w:tc>
           <w:tcPr>
-            <w:tcW w:type="dxa" w:w="3969"/>
+            <w:tcW w:type="dxa" w:w="2494"/>
+          </w:tcPr>
+          <w:p>
+            <w:r/>
+            <w:r>
+              <w:rPr>
+                <w:b w:val="0"/>
+                <w:i w:val="0"/>
+                <w:sz w:val="19"/>
+              </w:rPr>
+              <w:br/>
+              <w:br/>
+            </w:r>
+          </w:p>
+        </w:tc>
+        <w:tc>
+          <w:tcPr>
+            <w:tcW w:type="dxa" w:w="2494"/>
+          </w:tcPr>
+          <w:p>
+            <w:r/>
+            <w:r>
+              <w:rPr>
+                <w:b w:val="0"/>
+                <w:i w:val="0"/>
+                <w:sz w:val="19"/>
+              </w:rPr>
+              <w:br/>
+              <w:br/>
+            </w:r>
+          </w:p>
+        </w:tc>
+        <w:tc>
+          <w:tcPr>
+            <w:tcW w:type="dxa" w:w="2494"/>
+          </w:tcPr>
+          <w:p>
+            <w:r/>
+            <w:r>
+              <w:rPr>
+                <w:b w:val="0"/>
+                <w:i w:val="0"/>
+                <w:sz w:val="19"/>
+              </w:rPr>
+              <w:br/>
+              <w:br/>
+            </w:r>
+          </w:p>
+        </w:tc>
+      </w:tr>
+      <w:tr>
+        <w:tc>
+          <w:tcPr>
+            <w:tcW w:type="dxa" w:w="2154"/>
+          </w:tcPr>
+          <w:p>
+            <w:r/>
+            <w:r>
+              <w:rPr>
+                <w:b w:val="0"/>
+                <w:i w:val="0"/>
+                <w:sz w:val="19"/>
+              </w:rPr>
+              <w:t>Firma de aceptado</w:t>
+            </w:r>
+          </w:p>
+        </w:tc>
+        <w:tc>
+          <w:tcPr>
+            <w:tcW w:type="dxa" w:w="2494"/>
+          </w:tcPr>
+          <w:p>
+            <w:r/>
+            <w:r>
+              <w:rPr>
+                <w:b w:val="0"/>
+                <w:i w:val="0"/>
+                <w:sz w:val="19"/>
+              </w:rPr>
+              <w:br/>
+              <w:br/>
+              <w:br/>
+            </w:r>
+          </w:p>
+        </w:tc>
+        <w:tc>
+          <w:tcPr>
+            <w:tcW w:type="dxa" w:w="2494"/>
+          </w:tcPr>
+          <w:p>
+            <w:r/>
+            <w:r>
+              <w:rPr>
+                <w:b w:val="0"/>
+                <w:i w:val="0"/>
+                <w:sz w:val="19"/>
+              </w:rPr>
+              <w:br/>
+              <w:br/>
+              <w:br/>
+            </w:r>
+          </w:p>
+        </w:tc>
+        <w:tc>
+          <w:tcPr>
+            <w:tcW w:type="dxa" w:w="2494"/>
+          </w:tcPr>
+          <w:p>
+            <w:r/>
+            <w:r>
+              <w:rPr>
+                <w:b w:val="0"/>
+                <w:i w:val="0"/>
+                <w:sz w:val="19"/>
+              </w:rPr>
+              <w:br/>
+              <w:br/>
+              <w:br/>
+            </w:r>
+          </w:p>
+        </w:tc>
+      </w:tr>
+      <w:tr>
+        <w:tc>
+          <w:tcPr>
+            <w:tcW w:type="dxa" w:w="2154"/>
+          </w:tcPr>
+          <w:p>
+            <w:r/>
+            <w:r>
+              <w:rPr>
+                <w:b w:val="0"/>
+                <w:i w:val="0"/>
+                <w:sz w:val="19"/>
+              </w:rPr>
+              <w:t>Fecha</w:t>
+            </w:r>
+          </w:p>
+        </w:tc>
+        <w:tc>
+          <w:tcPr>
+            <w:tcW w:type="dxa" w:w="2494"/>
           </w:tcPr>
           <w:p>
             <w:r/>
@@ -3502,7 +4882,15 @@
         </w:tc>
         <w:tc>
           <w:tcPr>
-            <w:tcW w:type="dxa" w:w="3969"/>
+            <w:tcW w:type="dxa" w:w="2494"/>
+          </w:tcPr>
+          <w:p>
+            <w:r/>
+          </w:p>
+        </w:tc>
+        <w:tc>
+          <w:tcPr>
+            <w:tcW w:type="dxa" w:w="2494"/>
           </w:tcPr>
           <w:p>
             <w:r/>
@@ -3512,22 +4900,23 @@
       <w:tr>
         <w:tc>
           <w:tcPr>
-            <w:tcW w:type="dxa" w:w="1701"/>
+            <w:tcW w:type="dxa" w:w="2154"/>
           </w:tcPr>
           <w:p>
             <w:r/>
             <w:r>
               <w:rPr>
                 <w:b w:val="0"/>
+                <w:i w:val="0"/>
                 <w:sz w:val="19"/>
               </w:rPr>
-              <w:t>Firma</w:t>
+              <w:t>Lugar</w:t>
             </w:r>
           </w:p>
         </w:tc>
         <w:tc>
           <w:tcPr>
-            <w:tcW w:type="dxa" w:w="3969"/>
+            <w:tcW w:type="dxa" w:w="2494"/>
           </w:tcPr>
           <w:p>
             <w:r/>
@@ -3535,32 +4924,7 @@
         </w:tc>
         <w:tc>
           <w:tcPr>
-            <w:tcW w:type="dxa" w:w="3969"/>
-          </w:tcPr>
-          <w:p>
-            <w:r/>
-          </w:p>
-        </w:tc>
-      </w:tr>
-      <w:tr>
-        <w:tc>
-          <w:tcPr>
-            <w:tcW w:type="dxa" w:w="1701"/>
-          </w:tcPr>
-          <w:p>
-            <w:r/>
-            <w:r>
-              <w:rPr>
-                <w:b w:val="0"/>
-                <w:sz w:val="19"/>
-              </w:rPr>
-              <w:t>Fecha</w:t>
-            </w:r>
-          </w:p>
-        </w:tc>
-        <w:tc>
-          <w:tcPr>
-            <w:tcW w:type="dxa" w:w="3969"/>
+            <w:tcW w:type="dxa" w:w="2494"/>
           </w:tcPr>
           <w:p>
             <w:r/>
@@ -3568,7 +4932,7 @@
         </w:tc>
         <w:tc>
           <w:tcPr>
-            <w:tcW w:type="dxa" w:w="3969"/>
+            <w:tcW w:type="dxa" w:w="2494"/>
           </w:tcPr>
           <w:p>
             <w:r/>
@@ -3577,6 +4941,55 @@
       </w:tr>
     </w:tbl>
     <w:p/>
+    <w:p>
+      <w:r>
+        <w:rPr>
+          <w:b w:val="0"/>
+          <w:i w:val="0"/>
+          <w:color w:val="555F78"/>
+          <w:sz w:val="17"/>
+        </w:rPr>
+        <w:t xml:space="preserve">Puesto: Controlador de descarga · Sueldo mensual bruto: </w:t>
+      </w:r>
+      <w:r>
+        <w:rPr>
+          <w:rStyle w:val="M_base"/>
+          <w:b w:val="0"/>
+          <w:i w:val="0"/>
+          <w:color w:val="555F78"/>
+          <w:sz w:val="17"/>
+        </w:rPr>
+        <w:t>$16,000</w:t>
+      </w:r>
+      <w:r>
+        <w:rPr>
+          <w:b w:val="0"/>
+          <w:i w:val="0"/>
+          <w:color w:val="555F78"/>
+          <w:sz w:val="17"/>
+        </w:rPr>
+        <w:t xml:space="preserve"> · Variable: </w:t>
+      </w:r>
+      <w:r>
+        <w:rPr>
+          <w:rStyle w:val="M_varp"/>
+          <w:b w:val="0"/>
+          <w:i w:val="0"/>
+          <w:color w:val="555F78"/>
+          <w:sz w:val="17"/>
+        </w:rPr>
+        <w:t>20</w:t>
+      </w:r>
+      <w:r>
+        <w:rPr>
+          <w:b w:val="0"/>
+          <w:i w:val="0"/>
+          <w:color w:val="555F78"/>
+          <w:sz w:val="17"/>
+        </w:rPr>
+        <w:t xml:space="preserve"> % · v2 · 2026-09-29</w:t>
+      </w:r>
+    </w:p>
     <w:sectPr>
       <w:footerReference w:type="default" r:id="rId9"/>
       <w:headerReference w:type="default" r:id="rId10"/>
@@ -3600,7 +5013,7 @@
         <w:color w:val="555F78"/>
         <w:sz w:val="16"/>
       </w:rPr>
-      <w:t xml:space="preserve">Carreteras de México · Perfil de puesto · Controlador de descarga · v1 · </w:t>
+      <w:t xml:space="preserve">Carreteras de México · Perfil de puesto · Controlador de descarga · v2 · </w:t>
     </w:r>
     <w:r>
       <w:rPr>
@@ -15684,6 +17097,21 @@
         <w:shd w:val="clear" w:color="auto" w:fill="FBCAA2" w:themeFill="accent6" w:themeFillTint="7F"/>
       </w:tcPr>
     </w:tblStylePr>
+  </w:style>
+  <w:style w:type="character" w:customStyle="1" w:styleId="M_base">
+    <w:name w:val="M_base"/>
+  </w:style>
+  <w:style w:type="character" w:customStyle="1" w:styleId="M_varp">
+    <w:name w:val="M_varp"/>
+  </w:style>
+  <w:style w:type="character" w:customStyle="1" w:styleId="M_var">
+    <w:name w:val="M_var"/>
+  </w:style>
+  <w:style w:type="character" w:customStyle="1" w:styleId="M_total">
+    <w:name w:val="M_total"/>
+  </w:style>
+  <w:style w:type="character" w:customStyle="1" w:styleId="M_anual">
+    <w:name w:val="M_anual"/>
   </w:style>
 </w:styles>
 </file>
